--- a/Optimalisasi-dan-Automasi/Modul-Word/Modul-7-Ekstraksi-Fitur-Domain-Frekuensi.docx
+++ b/Optimalisasi-dan-Automasi/Modul-Word/Modul-7-Ekstraksi-Fitur-Domain-Frekuensi.docx
@@ -468,7 +468,7 @@
                                 <w:szCs w:val="20"/>
                                 <w:lang w:val="fi-FI"/>
                               </w:rPr>
-                              <w:t xml:space="preserve">Sub-CPMK 3.1 – Mampu menerapkan algoritma optimasi (linear, non-linear, dan metaheuristik) untuk penyelesaian masalah rekayasa</w:t>
+                              <w:t xml:space="preserve">Sub-CPMK 3.1 – Mampu menggunakan metode simulasi yang tepat dalam desain sistem</w:t>
                             </w:r>
                             <w:r>
                               <w:rPr>
@@ -523,7 +523,7 @@
                           <w:szCs w:val="20"/>
                           <w:lang w:val="fi-FI"/>
                         </w:rPr>
-                        <w:t xml:space="preserve">Sub-CPMK 3.1 – Mampu menerapkan algoritma optimasi (linear, non-linear, dan metaheuristik) untuk penyelesaian masalah rekayasa</w:t>
+                        <w:t xml:space="preserve">Sub-CPMK 3.1 – Mampu menggunakan metode simulasi yang tepat dalam desain sistem</w:t>
                       </w:r>
                       <w:r>
                         <w:rPr>
@@ -2776,7 +2776,7 @@
           <w:i w:val="0"/>
           <w:sz w:val="22"/>
         </w:rPr>
-        <w:t>Mampu menerapkan algoritma optimasi (linear, non-linear, dan metaheuristik) untuk penyelesaian masalah rekayasa, yaitu membangun fondasi ekstraksi fitur frekuensi yang menjadi input bagi model optimasi dan machine learning pada pertemuan-pertemuan berikutnya (CPMK 3).</w:t>
+        <w:t>Mampu menggunakan metode simulasi yang tepat dalam desain sistem, yaitu memilih dan menerapkan metode ekstraksi fitur domain frekuensi (FFT, PSD, envelope analysis) yang tepat melalui simulasi Python sebagai dasar desain sistem monitoring kondisi mesin (CPMK 3).</w:t>
       </w:r>
     </w:p>
     <w:p>

--- a/Optimalisasi-dan-Automasi/Modul-Word/Modul-7-Ekstraksi-Fitur-Domain-Frekuensi.docx
+++ b/Optimalisasi-dan-Automasi/Modul-Word/Modul-7-Ekstraksi-Fitur-Domain-Frekuensi.docx
@@ -2667,7 +2667,7 @@
       <w:r>
         <w:drawing>
           <wp:inline xmlns:a="http://schemas.openxmlformats.org/drawingml/2006/main" xmlns:pic="http://schemas.openxmlformats.org/drawingml/2006/picture">
-            <wp:extent cx="6912032" cy="1936865"/>
+            <wp:extent cx="5472000" cy="1533344"/>
             <wp:docPr id="1858245148" name="Picture 1858245148"/>
             <wp:cNvGraphicFramePr>
               <a:graphicFrameLocks noChangeAspect="1"/>
@@ -2688,7 +2688,7 @@
                   <pic:spPr>
                     <a:xfrm>
                       <a:off x="0" y="0"/>
-                      <a:ext cx="6912032" cy="1936865"/>
+                      <a:ext cx="5472000" cy="1533344"/>
                     </a:xfrm>
                     <a:prstGeom prst="rect"/>
                   </pic:spPr>
@@ -2908,7 +2908,7 @@
       <w:r>
         <w:drawing>
           <wp:inline xmlns:a="http://schemas.openxmlformats.org/drawingml/2006/main" xmlns:pic="http://schemas.openxmlformats.org/drawingml/2006/picture">
-            <wp:extent cx="8250381" cy="4771505"/>
+            <wp:extent cx="5472000" cy="3164663"/>
             <wp:docPr id="1858245149" name="Picture 1858245149"/>
             <wp:cNvGraphicFramePr>
               <a:graphicFrameLocks noChangeAspect="1"/>
@@ -2929,7 +2929,7 @@
                   <pic:spPr>
                     <a:xfrm>
                       <a:off x="0" y="0"/>
-                      <a:ext cx="8250381" cy="4771505"/>
+                      <a:ext cx="5472000" cy="3164663"/>
                     </a:xfrm>
                     <a:prstGeom prst="rect"/>
                   </pic:spPr>
@@ -3004,7 +3004,7 @@
       <w:r>
         <w:drawing>
           <wp:inline xmlns:a="http://schemas.openxmlformats.org/drawingml/2006/main" xmlns:pic="http://schemas.openxmlformats.org/drawingml/2006/picture">
-            <wp:extent cx="8690956" cy="3171305"/>
+            <wp:extent cx="5472000" cy="1996717"/>
             <wp:docPr id="1858245150" name="Picture 1858245150"/>
             <wp:cNvGraphicFramePr>
               <a:graphicFrameLocks noChangeAspect="1"/>
@@ -3025,7 +3025,7 @@
                   <pic:spPr>
                     <a:xfrm>
                       <a:off x="0" y="0"/>
-                      <a:ext cx="8690956" cy="3171305"/>
+                      <a:ext cx="5472000" cy="1996717"/>
                     </a:xfrm>
                     <a:prstGeom prst="rect"/>
                   </pic:spPr>
@@ -3698,7 +3698,7 @@
       <w:r>
         <w:drawing>
           <wp:inline xmlns:a="http://schemas.openxmlformats.org/drawingml/2006/main" xmlns:pic="http://schemas.openxmlformats.org/drawingml/2006/picture">
-            <wp:extent cx="8242069" cy="4588625"/>
+            <wp:extent cx="5472000" cy="3046438"/>
             <wp:docPr id="1858245151" name="Picture 1858245151"/>
             <wp:cNvGraphicFramePr>
               <a:graphicFrameLocks noChangeAspect="1"/>
@@ -3719,7 +3719,7 @@
                   <pic:spPr>
                     <a:xfrm>
                       <a:off x="0" y="0"/>
-                      <a:ext cx="8242069" cy="4588625"/>
+                      <a:ext cx="5472000" cy="3046438"/>
                     </a:xfrm>
                     <a:prstGeom prst="rect"/>
                   </pic:spPr>
@@ -4581,7 +4581,7 @@
       <w:r>
         <w:drawing>
           <wp:inline xmlns:a="http://schemas.openxmlformats.org/drawingml/2006/main" xmlns:pic="http://schemas.openxmlformats.org/drawingml/2006/picture">
-            <wp:extent cx="8616141" cy="3674225"/>
+            <wp:extent cx="5472000" cy="2333453"/>
             <wp:docPr id="1858245152" name="Picture 1858245152"/>
             <wp:cNvGraphicFramePr>
               <a:graphicFrameLocks noChangeAspect="1"/>
@@ -4602,7 +4602,7 @@
                   <pic:spPr>
                     <a:xfrm>
                       <a:off x="0" y="0"/>
-                      <a:ext cx="8616141" cy="3674225"/>
+                      <a:ext cx="5472000" cy="2333453"/>
                     </a:xfrm>
                     <a:prstGeom prst="rect"/>
                   </pic:spPr>
@@ -4724,7 +4724,7 @@
       <w:r>
         <w:drawing>
           <wp:inline xmlns:a="http://schemas.openxmlformats.org/drawingml/2006/main" xmlns:pic="http://schemas.openxmlformats.org/drawingml/2006/picture">
-            <wp:extent cx="8250381" cy="7697585"/>
+            <wp:extent cx="4823164" cy="4500000"/>
             <wp:docPr id="1858245153" name="Picture 1858245153"/>
             <wp:cNvGraphicFramePr>
               <a:graphicFrameLocks noChangeAspect="1"/>
@@ -4745,7 +4745,7 @@
                   <pic:spPr>
                     <a:xfrm>
                       <a:off x="0" y="0"/>
-                      <a:ext cx="8250381" cy="7697585"/>
+                      <a:ext cx="4823164" cy="4500000"/>
                     </a:xfrm>
                     <a:prstGeom prst="rect"/>
                   </pic:spPr>
@@ -5258,7 +5258,7 @@
       <w:r>
         <w:drawing>
           <wp:inline xmlns:a="http://schemas.openxmlformats.org/drawingml/2006/main" xmlns:pic="http://schemas.openxmlformats.org/drawingml/2006/picture">
-            <wp:extent cx="8246225" cy="3852949"/>
+            <wp:extent cx="5472000" cy="2556726"/>
             <wp:docPr id="1858245154" name="Picture 1858245154"/>
             <wp:cNvGraphicFramePr>
               <a:graphicFrameLocks noChangeAspect="1"/>
@@ -5279,7 +5279,7 @@
                   <pic:spPr>
                     <a:xfrm>
                       <a:off x="0" y="0"/>
-                      <a:ext cx="8246225" cy="3852949"/>
+                      <a:ext cx="5472000" cy="2556726"/>
                     </a:xfrm>
                     <a:prstGeom prst="rect"/>
                   </pic:spPr>
@@ -5500,7 +5500,7 @@
       <w:r>
         <w:drawing>
           <wp:inline xmlns:a="http://schemas.openxmlformats.org/drawingml/2006/main" xmlns:pic="http://schemas.openxmlformats.org/drawingml/2006/picture">
-            <wp:extent cx="4060767" cy="5469774"/>
+            <wp:extent cx="3340805" cy="4499999"/>
             <wp:docPr id="1858245155" name="Picture 1858245155"/>
             <wp:cNvGraphicFramePr>
               <a:graphicFrameLocks noChangeAspect="1"/>
@@ -5521,7 +5521,7 @@
                   <pic:spPr>
                     <a:xfrm>
                       <a:off x="0" y="0"/>
-                      <a:ext cx="4060767" cy="5469774"/>
+                      <a:ext cx="3340805" cy="4499999"/>
                     </a:xfrm>
                     <a:prstGeom prst="rect"/>
                   </pic:spPr>

--- a/Optimalisasi-dan-Automasi/Modul-Word/Modul-7-Ekstraksi-Fitur-Domain-Frekuensi.docx
+++ b/Optimalisasi-dan-Automasi/Modul-Word/Modul-7-Ekstraksi-Fitur-Domain-Frekuensi.docx
@@ -3165,12 +3165,18 @@
         <w:tc>
           <w:tcPr>
             <w:tcW w:type="dxa" w:w="2197"/>
+            <w:tcMar>
+              <w:top w:w="40" w:type="dxa"/>
+              <w:bottom w:w="40" w:type="dxa"/>
+              <w:left w:w="100" w:type="dxa"/>
+              <w:right w:w="100" w:type="dxa"/>
+            </w:tcMar>
             <w:shd w:val="clear" w:fill="DCE4F1"/>
           </w:tcPr>
           <w:p>
             <w:pPr>
               <w:keepNext/>
-              <w:spacing w:after="0"/>
+              <w:spacing w:line="240" w:lineRule="auto" w:before="0" w:after="0"/>
             </w:pPr>
             <w:r>
               <w:rPr>
@@ -3186,12 +3192,18 @@
         <w:tc>
           <w:tcPr>
             <w:tcW w:type="dxa" w:w="2197"/>
+            <w:tcMar>
+              <w:top w:w="40" w:type="dxa"/>
+              <w:bottom w:w="40" w:type="dxa"/>
+              <w:left w:w="100" w:type="dxa"/>
+              <w:right w:w="100" w:type="dxa"/>
+            </w:tcMar>
             <w:shd w:val="clear" w:fill="DCE4F1"/>
           </w:tcPr>
           <w:p>
             <w:pPr>
               <w:keepNext/>
-              <w:spacing w:after="0"/>
+              <w:spacing w:line="240" w:lineRule="auto" w:before="0" w:after="0"/>
             </w:pPr>
             <w:r>
               <w:rPr>
@@ -3207,12 +3219,18 @@
         <w:tc>
           <w:tcPr>
             <w:tcW w:type="dxa" w:w="2197"/>
+            <w:tcMar>
+              <w:top w:w="40" w:type="dxa"/>
+              <w:bottom w:w="40" w:type="dxa"/>
+              <w:left w:w="100" w:type="dxa"/>
+              <w:right w:w="100" w:type="dxa"/>
+            </w:tcMar>
             <w:shd w:val="clear" w:fill="DCE4F1"/>
           </w:tcPr>
           <w:p>
             <w:pPr>
               <w:keepNext/>
-              <w:spacing w:after="0"/>
+              <w:spacing w:line="240" w:lineRule="auto" w:before="0" w:after="0"/>
             </w:pPr>
             <w:r>
               <w:rPr>
@@ -3228,12 +3246,18 @@
         <w:tc>
           <w:tcPr>
             <w:tcW w:type="dxa" w:w="2197"/>
+            <w:tcMar>
+              <w:top w:w="40" w:type="dxa"/>
+              <w:bottom w:w="40" w:type="dxa"/>
+              <w:left w:w="100" w:type="dxa"/>
+              <w:right w:w="100" w:type="dxa"/>
+            </w:tcMar>
             <w:shd w:val="clear" w:fill="DCE4F1"/>
           </w:tcPr>
           <w:p>
             <w:pPr>
               <w:keepNext/>
-              <w:spacing w:after="0"/>
+              <w:spacing w:line="240" w:lineRule="auto" w:before="0" w:after="0"/>
             </w:pPr>
             <w:r>
               <w:rPr>
@@ -3254,11 +3278,17 @@
         <w:tc>
           <w:tcPr>
             <w:tcW w:type="dxa" w:w="2197"/>
+            <w:tcMar>
+              <w:top w:w="40" w:type="dxa"/>
+              <w:bottom w:w="40" w:type="dxa"/>
+              <w:left w:w="100" w:type="dxa"/>
+              <w:right w:w="100" w:type="dxa"/>
+            </w:tcMar>
           </w:tcPr>
           <w:p>
             <w:pPr>
               <w:keepNext/>
-              <w:spacing w:after="0"/>
+              <w:spacing w:line="240" w:lineRule="auto" w:before="0" w:after="0"/>
             </w:pPr>
             <w:r>
               <w:rPr>
@@ -3274,11 +3304,17 @@
         <w:tc>
           <w:tcPr>
             <w:tcW w:type="dxa" w:w="2197"/>
+            <w:tcMar>
+              <w:top w:w="40" w:type="dxa"/>
+              <w:bottom w:w="40" w:type="dxa"/>
+              <w:left w:w="100" w:type="dxa"/>
+              <w:right w:w="100" w:type="dxa"/>
+            </w:tcMar>
           </w:tcPr>
           <w:p>
             <w:pPr>
               <w:keepNext/>
-              <w:spacing w:after="0"/>
+              <w:spacing w:line="240" w:lineRule="auto" w:before="0" w:after="0"/>
             </w:pPr>
             <w:r>
               <w:rPr>
@@ -3294,11 +3330,17 @@
         <w:tc>
           <w:tcPr>
             <w:tcW w:type="dxa" w:w="2197"/>
+            <w:tcMar>
+              <w:top w:w="40" w:type="dxa"/>
+              <w:bottom w:w="40" w:type="dxa"/>
+              <w:left w:w="100" w:type="dxa"/>
+              <w:right w:w="100" w:type="dxa"/>
+            </w:tcMar>
           </w:tcPr>
           <w:p>
             <w:pPr>
               <w:keepNext/>
-              <w:spacing w:after="0"/>
+              <w:spacing w:line="240" w:lineRule="auto" w:before="0" w:after="0"/>
             </w:pPr>
             <w:r>
               <w:rPr>
@@ -3314,11 +3356,17 @@
         <w:tc>
           <w:tcPr>
             <w:tcW w:type="dxa" w:w="2197"/>
+            <w:tcMar>
+              <w:top w:w="40" w:type="dxa"/>
+              <w:bottom w:w="40" w:type="dxa"/>
+              <w:left w:w="100" w:type="dxa"/>
+              <w:right w:w="100" w:type="dxa"/>
+            </w:tcMar>
           </w:tcPr>
           <w:p>
             <w:pPr>
               <w:keepNext/>
-              <w:spacing w:after="0"/>
+              <w:spacing w:line="240" w:lineRule="auto" w:before="0" w:after="0"/>
             </w:pPr>
             <w:r>
               <w:rPr>
@@ -3339,11 +3387,17 @@
         <w:tc>
           <w:tcPr>
             <w:tcW w:type="dxa" w:w="2197"/>
+            <w:tcMar>
+              <w:top w:w="40" w:type="dxa"/>
+              <w:bottom w:w="40" w:type="dxa"/>
+              <w:left w:w="100" w:type="dxa"/>
+              <w:right w:w="100" w:type="dxa"/>
+            </w:tcMar>
           </w:tcPr>
           <w:p>
             <w:pPr>
               <w:keepNext/>
-              <w:spacing w:after="0"/>
+              <w:spacing w:line="240" w:lineRule="auto" w:before="0" w:after="0"/>
             </w:pPr>
             <w:r>
               <w:rPr>
@@ -3359,11 +3413,17 @@
         <w:tc>
           <w:tcPr>
             <w:tcW w:type="dxa" w:w="2197"/>
+            <w:tcMar>
+              <w:top w:w="40" w:type="dxa"/>
+              <w:bottom w:w="40" w:type="dxa"/>
+              <w:left w:w="100" w:type="dxa"/>
+              <w:right w:w="100" w:type="dxa"/>
+            </w:tcMar>
           </w:tcPr>
           <w:p>
             <w:pPr>
               <w:keepNext/>
-              <w:spacing w:after="0"/>
+              <w:spacing w:line="240" w:lineRule="auto" w:before="0" w:after="0"/>
             </w:pPr>
             <w:r>
               <w:rPr>
@@ -3379,11 +3439,17 @@
         <w:tc>
           <w:tcPr>
             <w:tcW w:type="dxa" w:w="2197"/>
+            <w:tcMar>
+              <w:top w:w="40" w:type="dxa"/>
+              <w:bottom w:w="40" w:type="dxa"/>
+              <w:left w:w="100" w:type="dxa"/>
+              <w:right w:w="100" w:type="dxa"/>
+            </w:tcMar>
           </w:tcPr>
           <w:p>
             <w:pPr>
               <w:keepNext/>
-              <w:spacing w:after="0"/>
+              <w:spacing w:line="240" w:lineRule="auto" w:before="0" w:after="0"/>
             </w:pPr>
             <w:r>
               <w:rPr>
@@ -3399,11 +3465,17 @@
         <w:tc>
           <w:tcPr>
             <w:tcW w:type="dxa" w:w="2197"/>
+            <w:tcMar>
+              <w:top w:w="40" w:type="dxa"/>
+              <w:bottom w:w="40" w:type="dxa"/>
+              <w:left w:w="100" w:type="dxa"/>
+              <w:right w:w="100" w:type="dxa"/>
+            </w:tcMar>
           </w:tcPr>
           <w:p>
             <w:pPr>
               <w:keepNext/>
-              <w:spacing w:after="0"/>
+              <w:spacing w:line="240" w:lineRule="auto" w:before="0" w:after="0"/>
             </w:pPr>
             <w:r>
               <w:rPr>
@@ -3424,11 +3496,17 @@
         <w:tc>
           <w:tcPr>
             <w:tcW w:type="dxa" w:w="2197"/>
+            <w:tcMar>
+              <w:top w:w="40" w:type="dxa"/>
+              <w:bottom w:w="40" w:type="dxa"/>
+              <w:left w:w="100" w:type="dxa"/>
+              <w:right w:w="100" w:type="dxa"/>
+            </w:tcMar>
           </w:tcPr>
           <w:p>
             <w:pPr>
               <w:keepNext/>
-              <w:spacing w:after="0"/>
+              <w:spacing w:line="240" w:lineRule="auto" w:before="0" w:after="0"/>
             </w:pPr>
             <w:r>
               <w:rPr>
@@ -3444,11 +3522,17 @@
         <w:tc>
           <w:tcPr>
             <w:tcW w:type="dxa" w:w="2197"/>
+            <w:tcMar>
+              <w:top w:w="40" w:type="dxa"/>
+              <w:bottom w:w="40" w:type="dxa"/>
+              <w:left w:w="100" w:type="dxa"/>
+              <w:right w:w="100" w:type="dxa"/>
+            </w:tcMar>
           </w:tcPr>
           <w:p>
             <w:pPr>
               <w:keepNext/>
-              <w:spacing w:after="0"/>
+              <w:spacing w:line="240" w:lineRule="auto" w:before="0" w:after="0"/>
             </w:pPr>
             <w:r>
               <w:rPr>
@@ -3464,11 +3548,17 @@
         <w:tc>
           <w:tcPr>
             <w:tcW w:type="dxa" w:w="2197"/>
+            <w:tcMar>
+              <w:top w:w="40" w:type="dxa"/>
+              <w:bottom w:w="40" w:type="dxa"/>
+              <w:left w:w="100" w:type="dxa"/>
+              <w:right w:w="100" w:type="dxa"/>
+            </w:tcMar>
           </w:tcPr>
           <w:p>
             <w:pPr>
               <w:keepNext/>
-              <w:spacing w:after="0"/>
+              <w:spacing w:line="240" w:lineRule="auto" w:before="0" w:after="0"/>
             </w:pPr>
             <w:r>
               <w:rPr>
@@ -3484,11 +3574,17 @@
         <w:tc>
           <w:tcPr>
             <w:tcW w:type="dxa" w:w="2197"/>
+            <w:tcMar>
+              <w:top w:w="40" w:type="dxa"/>
+              <w:bottom w:w="40" w:type="dxa"/>
+              <w:left w:w="100" w:type="dxa"/>
+              <w:right w:w="100" w:type="dxa"/>
+            </w:tcMar>
           </w:tcPr>
           <w:p>
             <w:pPr>
               <w:keepNext/>
-              <w:spacing w:after="0"/>
+              <w:spacing w:line="240" w:lineRule="auto" w:before="0" w:after="0"/>
             </w:pPr>
             <w:r>
               <w:rPr>
@@ -3509,11 +3605,17 @@
         <w:tc>
           <w:tcPr>
             <w:tcW w:type="dxa" w:w="2197"/>
+            <w:tcMar>
+              <w:top w:w="40" w:type="dxa"/>
+              <w:bottom w:w="40" w:type="dxa"/>
+              <w:left w:w="100" w:type="dxa"/>
+              <w:right w:w="100" w:type="dxa"/>
+            </w:tcMar>
           </w:tcPr>
           <w:p>
             <w:pPr>
               <w:keepNext/>
-              <w:spacing w:after="0"/>
+              <w:spacing w:line="240" w:lineRule="auto" w:before="0" w:after="0"/>
             </w:pPr>
             <w:r>
               <w:rPr>
@@ -3529,11 +3631,17 @@
         <w:tc>
           <w:tcPr>
             <w:tcW w:type="dxa" w:w="2197"/>
+            <w:tcMar>
+              <w:top w:w="40" w:type="dxa"/>
+              <w:bottom w:w="40" w:type="dxa"/>
+              <w:left w:w="100" w:type="dxa"/>
+              <w:right w:w="100" w:type="dxa"/>
+            </w:tcMar>
           </w:tcPr>
           <w:p>
             <w:pPr>
               <w:keepNext/>
-              <w:spacing w:after="0"/>
+              <w:spacing w:line="240" w:lineRule="auto" w:before="0" w:after="0"/>
             </w:pPr>
             <w:r>
               <w:rPr>
@@ -3549,11 +3657,17 @@
         <w:tc>
           <w:tcPr>
             <w:tcW w:type="dxa" w:w="2197"/>
+            <w:tcMar>
+              <w:top w:w="40" w:type="dxa"/>
+              <w:bottom w:w="40" w:type="dxa"/>
+              <w:left w:w="100" w:type="dxa"/>
+              <w:right w:w="100" w:type="dxa"/>
+            </w:tcMar>
           </w:tcPr>
           <w:p>
             <w:pPr>
               <w:keepNext/>
-              <w:spacing w:after="0"/>
+              <w:spacing w:line="240" w:lineRule="auto" w:before="0" w:after="0"/>
             </w:pPr>
             <w:r>
               <w:rPr>
@@ -3569,11 +3683,17 @@
         <w:tc>
           <w:tcPr>
             <w:tcW w:type="dxa" w:w="2197"/>
+            <w:tcMar>
+              <w:top w:w="40" w:type="dxa"/>
+              <w:bottom w:w="40" w:type="dxa"/>
+              <w:left w:w="100" w:type="dxa"/>
+              <w:right w:w="100" w:type="dxa"/>
+            </w:tcMar>
           </w:tcPr>
           <w:p>
             <w:pPr>
               <w:keepNext/>
-              <w:spacing w:after="0"/>
+              <w:spacing w:line="240" w:lineRule="auto" w:before="0" w:after="0"/>
             </w:pPr>
             <w:r>
               <w:rPr>
@@ -3594,10 +3714,16 @@
         <w:tc>
           <w:tcPr>
             <w:tcW w:type="dxa" w:w="2197"/>
+            <w:tcMar>
+              <w:top w:w="40" w:type="dxa"/>
+              <w:bottom w:w="40" w:type="dxa"/>
+              <w:left w:w="100" w:type="dxa"/>
+              <w:right w:w="100" w:type="dxa"/>
+            </w:tcMar>
           </w:tcPr>
           <w:p>
             <w:pPr>
-              <w:spacing w:after="0"/>
+              <w:spacing w:line="240" w:lineRule="auto" w:before="0" w:after="0"/>
             </w:pPr>
             <w:r>
               <w:rPr>
@@ -3613,10 +3739,16 @@
         <w:tc>
           <w:tcPr>
             <w:tcW w:type="dxa" w:w="2197"/>
+            <w:tcMar>
+              <w:top w:w="40" w:type="dxa"/>
+              <w:bottom w:w="40" w:type="dxa"/>
+              <w:left w:w="100" w:type="dxa"/>
+              <w:right w:w="100" w:type="dxa"/>
+            </w:tcMar>
           </w:tcPr>
           <w:p>
             <w:pPr>
-              <w:spacing w:after="0"/>
+              <w:spacing w:line="240" w:lineRule="auto" w:before="0" w:after="0"/>
             </w:pPr>
             <w:r>
               <w:rPr>
@@ -3632,10 +3764,16 @@
         <w:tc>
           <w:tcPr>
             <w:tcW w:type="dxa" w:w="2197"/>
+            <w:tcMar>
+              <w:top w:w="40" w:type="dxa"/>
+              <w:bottom w:w="40" w:type="dxa"/>
+              <w:left w:w="100" w:type="dxa"/>
+              <w:right w:w="100" w:type="dxa"/>
+            </w:tcMar>
           </w:tcPr>
           <w:p>
             <w:pPr>
-              <w:spacing w:after="0"/>
+              <w:spacing w:line="240" w:lineRule="auto" w:before="0" w:after="0"/>
             </w:pPr>
             <w:r>
               <w:rPr>
@@ -3651,10 +3789,16 @@
         <w:tc>
           <w:tcPr>
             <w:tcW w:type="dxa" w:w="2197"/>
+            <w:tcMar>
+              <w:top w:w="40" w:type="dxa"/>
+              <w:bottom w:w="40" w:type="dxa"/>
+              <w:left w:w="100" w:type="dxa"/>
+              <w:right w:w="100" w:type="dxa"/>
+            </w:tcMar>
           </w:tcPr>
           <w:p>
             <w:pPr>
-              <w:spacing w:after="0"/>
+              <w:spacing w:line="240" w:lineRule="auto" w:before="0" w:after="0"/>
             </w:pPr>
             <w:r>
               <w:rPr>
@@ -4048,12 +4192,18 @@
         <w:tc>
           <w:tcPr>
             <w:tcW w:type="dxa" w:w="2197"/>
+            <w:tcMar>
+              <w:top w:w="40" w:type="dxa"/>
+              <w:bottom w:w="40" w:type="dxa"/>
+              <w:left w:w="100" w:type="dxa"/>
+              <w:right w:w="100" w:type="dxa"/>
+            </w:tcMar>
             <w:shd w:val="clear" w:fill="DCE4F1"/>
           </w:tcPr>
           <w:p>
             <w:pPr>
               <w:keepNext/>
-              <w:spacing w:after="0"/>
+              <w:spacing w:line="240" w:lineRule="auto" w:before="0" w:after="0"/>
             </w:pPr>
             <w:r>
               <w:rPr>
@@ -4069,12 +4219,18 @@
         <w:tc>
           <w:tcPr>
             <w:tcW w:type="dxa" w:w="2197"/>
+            <w:tcMar>
+              <w:top w:w="40" w:type="dxa"/>
+              <w:bottom w:w="40" w:type="dxa"/>
+              <w:left w:w="100" w:type="dxa"/>
+              <w:right w:w="100" w:type="dxa"/>
+            </w:tcMar>
             <w:shd w:val="clear" w:fill="DCE4F1"/>
           </w:tcPr>
           <w:p>
             <w:pPr>
               <w:keepNext/>
-              <w:spacing w:after="0"/>
+              <w:spacing w:line="240" w:lineRule="auto" w:before="0" w:after="0"/>
             </w:pPr>
             <w:r>
               <w:rPr>
@@ -4090,12 +4246,18 @@
         <w:tc>
           <w:tcPr>
             <w:tcW w:type="dxa" w:w="2197"/>
+            <w:tcMar>
+              <w:top w:w="40" w:type="dxa"/>
+              <w:bottom w:w="40" w:type="dxa"/>
+              <w:left w:w="100" w:type="dxa"/>
+              <w:right w:w="100" w:type="dxa"/>
+            </w:tcMar>
             <w:shd w:val="clear" w:fill="DCE4F1"/>
           </w:tcPr>
           <w:p>
             <w:pPr>
               <w:keepNext/>
-              <w:spacing w:after="0"/>
+              <w:spacing w:line="240" w:lineRule="auto" w:before="0" w:after="0"/>
             </w:pPr>
             <w:r>
               <w:rPr>
@@ -4111,12 +4273,18 @@
         <w:tc>
           <w:tcPr>
             <w:tcW w:type="dxa" w:w="2197"/>
+            <w:tcMar>
+              <w:top w:w="40" w:type="dxa"/>
+              <w:bottom w:w="40" w:type="dxa"/>
+              <w:left w:w="100" w:type="dxa"/>
+              <w:right w:w="100" w:type="dxa"/>
+            </w:tcMar>
             <w:shd w:val="clear" w:fill="DCE4F1"/>
           </w:tcPr>
           <w:p>
             <w:pPr>
               <w:keepNext/>
-              <w:spacing w:after="0"/>
+              <w:spacing w:line="240" w:lineRule="auto" w:before="0" w:after="0"/>
             </w:pPr>
             <w:r>
               <w:rPr>
@@ -4137,11 +4305,17 @@
         <w:tc>
           <w:tcPr>
             <w:tcW w:type="dxa" w:w="2197"/>
+            <w:tcMar>
+              <w:top w:w="40" w:type="dxa"/>
+              <w:bottom w:w="40" w:type="dxa"/>
+              <w:left w:w="100" w:type="dxa"/>
+              <w:right w:w="100" w:type="dxa"/>
+            </w:tcMar>
           </w:tcPr>
           <w:p>
             <w:pPr>
               <w:keepNext/>
-              <w:spacing w:after="0"/>
+              <w:spacing w:line="240" w:lineRule="auto" w:before="0" w:after="0"/>
             </w:pPr>
             <w:r>
               <w:rPr>
@@ -4157,11 +4331,17 @@
         <w:tc>
           <w:tcPr>
             <w:tcW w:type="dxa" w:w="2197"/>
+            <w:tcMar>
+              <w:top w:w="40" w:type="dxa"/>
+              <w:bottom w:w="40" w:type="dxa"/>
+              <w:left w:w="100" w:type="dxa"/>
+              <w:right w:w="100" w:type="dxa"/>
+            </w:tcMar>
           </w:tcPr>
           <w:p>
             <w:pPr>
               <w:keepNext/>
-              <w:spacing w:after="0"/>
+              <w:spacing w:line="240" w:lineRule="auto" w:before="0" w:after="0"/>
             </w:pPr>
             <w:r>
               <w:rPr>
@@ -4177,11 +4357,17 @@
         <w:tc>
           <w:tcPr>
             <w:tcW w:type="dxa" w:w="2197"/>
+            <w:tcMar>
+              <w:top w:w="40" w:type="dxa"/>
+              <w:bottom w:w="40" w:type="dxa"/>
+              <w:left w:w="100" w:type="dxa"/>
+              <w:right w:w="100" w:type="dxa"/>
+            </w:tcMar>
           </w:tcPr>
           <w:p>
             <w:pPr>
               <w:keepNext/>
-              <w:spacing w:after="0"/>
+              <w:spacing w:line="240" w:lineRule="auto" w:before="0" w:after="0"/>
             </w:pPr>
             <w:r>
               <w:rPr>
@@ -4197,11 +4383,17 @@
         <w:tc>
           <w:tcPr>
             <w:tcW w:type="dxa" w:w="2197"/>
+            <w:tcMar>
+              <w:top w:w="40" w:type="dxa"/>
+              <w:bottom w:w="40" w:type="dxa"/>
+              <w:left w:w="100" w:type="dxa"/>
+              <w:right w:w="100" w:type="dxa"/>
+            </w:tcMar>
           </w:tcPr>
           <w:p>
             <w:pPr>
               <w:keepNext/>
-              <w:spacing w:after="0"/>
+              <w:spacing w:line="240" w:lineRule="auto" w:before="0" w:after="0"/>
             </w:pPr>
             <w:r>
               <w:rPr>
@@ -4222,11 +4414,17 @@
         <w:tc>
           <w:tcPr>
             <w:tcW w:type="dxa" w:w="2197"/>
+            <w:tcMar>
+              <w:top w:w="40" w:type="dxa"/>
+              <w:bottom w:w="40" w:type="dxa"/>
+              <w:left w:w="100" w:type="dxa"/>
+              <w:right w:w="100" w:type="dxa"/>
+            </w:tcMar>
           </w:tcPr>
           <w:p>
             <w:pPr>
               <w:keepNext/>
-              <w:spacing w:after="0"/>
+              <w:spacing w:line="240" w:lineRule="auto" w:before="0" w:after="0"/>
             </w:pPr>
             <w:r>
               <w:rPr>
@@ -4242,11 +4440,17 @@
         <w:tc>
           <w:tcPr>
             <w:tcW w:type="dxa" w:w="2197"/>
+            <w:tcMar>
+              <w:top w:w="40" w:type="dxa"/>
+              <w:bottom w:w="40" w:type="dxa"/>
+              <w:left w:w="100" w:type="dxa"/>
+              <w:right w:w="100" w:type="dxa"/>
+            </w:tcMar>
           </w:tcPr>
           <w:p>
             <w:pPr>
               <w:keepNext/>
-              <w:spacing w:after="0"/>
+              <w:spacing w:line="240" w:lineRule="auto" w:before="0" w:after="0"/>
             </w:pPr>
             <w:r>
               <w:rPr>
@@ -4262,11 +4466,17 @@
         <w:tc>
           <w:tcPr>
             <w:tcW w:type="dxa" w:w="2197"/>
+            <w:tcMar>
+              <w:top w:w="40" w:type="dxa"/>
+              <w:bottom w:w="40" w:type="dxa"/>
+              <w:left w:w="100" w:type="dxa"/>
+              <w:right w:w="100" w:type="dxa"/>
+            </w:tcMar>
           </w:tcPr>
           <w:p>
             <w:pPr>
               <w:keepNext/>
-              <w:spacing w:after="0"/>
+              <w:spacing w:line="240" w:lineRule="auto" w:before="0" w:after="0"/>
             </w:pPr>
             <w:r>
               <w:rPr>
@@ -4282,11 +4492,17 @@
         <w:tc>
           <w:tcPr>
             <w:tcW w:type="dxa" w:w="2197"/>
+            <w:tcMar>
+              <w:top w:w="40" w:type="dxa"/>
+              <w:bottom w:w="40" w:type="dxa"/>
+              <w:left w:w="100" w:type="dxa"/>
+              <w:right w:w="100" w:type="dxa"/>
+            </w:tcMar>
           </w:tcPr>
           <w:p>
             <w:pPr>
               <w:keepNext/>
-              <w:spacing w:after="0"/>
+              <w:spacing w:line="240" w:lineRule="auto" w:before="0" w:after="0"/>
             </w:pPr>
             <w:r>
               <w:rPr>
@@ -4307,11 +4523,17 @@
         <w:tc>
           <w:tcPr>
             <w:tcW w:type="dxa" w:w="2197"/>
+            <w:tcMar>
+              <w:top w:w="40" w:type="dxa"/>
+              <w:bottom w:w="40" w:type="dxa"/>
+              <w:left w:w="100" w:type="dxa"/>
+              <w:right w:w="100" w:type="dxa"/>
+            </w:tcMar>
           </w:tcPr>
           <w:p>
             <w:pPr>
               <w:keepNext/>
-              <w:spacing w:after="0"/>
+              <w:spacing w:line="240" w:lineRule="auto" w:before="0" w:after="0"/>
             </w:pPr>
             <w:r>
               <w:rPr>
@@ -4327,11 +4549,17 @@
         <w:tc>
           <w:tcPr>
             <w:tcW w:type="dxa" w:w="2197"/>
+            <w:tcMar>
+              <w:top w:w="40" w:type="dxa"/>
+              <w:bottom w:w="40" w:type="dxa"/>
+              <w:left w:w="100" w:type="dxa"/>
+              <w:right w:w="100" w:type="dxa"/>
+            </w:tcMar>
           </w:tcPr>
           <w:p>
             <w:pPr>
               <w:keepNext/>
-              <w:spacing w:after="0"/>
+              <w:spacing w:line="240" w:lineRule="auto" w:before="0" w:after="0"/>
             </w:pPr>
             <w:r>
               <w:rPr>
@@ -4347,11 +4575,17 @@
         <w:tc>
           <w:tcPr>
             <w:tcW w:type="dxa" w:w="2197"/>
+            <w:tcMar>
+              <w:top w:w="40" w:type="dxa"/>
+              <w:bottom w:w="40" w:type="dxa"/>
+              <w:left w:w="100" w:type="dxa"/>
+              <w:right w:w="100" w:type="dxa"/>
+            </w:tcMar>
           </w:tcPr>
           <w:p>
             <w:pPr>
               <w:keepNext/>
-              <w:spacing w:after="0"/>
+              <w:spacing w:line="240" w:lineRule="auto" w:before="0" w:after="0"/>
             </w:pPr>
             <w:r>
               <w:rPr>
@@ -4367,11 +4601,17 @@
         <w:tc>
           <w:tcPr>
             <w:tcW w:type="dxa" w:w="2197"/>
+            <w:tcMar>
+              <w:top w:w="40" w:type="dxa"/>
+              <w:bottom w:w="40" w:type="dxa"/>
+              <w:left w:w="100" w:type="dxa"/>
+              <w:right w:w="100" w:type="dxa"/>
+            </w:tcMar>
           </w:tcPr>
           <w:p>
             <w:pPr>
               <w:keepNext/>
-              <w:spacing w:after="0"/>
+              <w:spacing w:line="240" w:lineRule="auto" w:before="0" w:after="0"/>
             </w:pPr>
             <w:r>
               <w:rPr>
@@ -4392,11 +4632,17 @@
         <w:tc>
           <w:tcPr>
             <w:tcW w:type="dxa" w:w="2197"/>
+            <w:tcMar>
+              <w:top w:w="40" w:type="dxa"/>
+              <w:bottom w:w="40" w:type="dxa"/>
+              <w:left w:w="100" w:type="dxa"/>
+              <w:right w:w="100" w:type="dxa"/>
+            </w:tcMar>
           </w:tcPr>
           <w:p>
             <w:pPr>
               <w:keepNext/>
-              <w:spacing w:after="0"/>
+              <w:spacing w:line="240" w:lineRule="auto" w:before="0" w:after="0"/>
             </w:pPr>
             <w:r>
               <w:rPr>
@@ -4412,11 +4658,17 @@
         <w:tc>
           <w:tcPr>
             <w:tcW w:type="dxa" w:w="2197"/>
+            <w:tcMar>
+              <w:top w:w="40" w:type="dxa"/>
+              <w:bottom w:w="40" w:type="dxa"/>
+              <w:left w:w="100" w:type="dxa"/>
+              <w:right w:w="100" w:type="dxa"/>
+            </w:tcMar>
           </w:tcPr>
           <w:p>
             <w:pPr>
               <w:keepNext/>
-              <w:spacing w:after="0"/>
+              <w:spacing w:line="240" w:lineRule="auto" w:before="0" w:after="0"/>
             </w:pPr>
             <w:r>
               <w:rPr>
@@ -4432,11 +4684,17 @@
         <w:tc>
           <w:tcPr>
             <w:tcW w:type="dxa" w:w="2197"/>
+            <w:tcMar>
+              <w:top w:w="40" w:type="dxa"/>
+              <w:bottom w:w="40" w:type="dxa"/>
+              <w:left w:w="100" w:type="dxa"/>
+              <w:right w:w="100" w:type="dxa"/>
+            </w:tcMar>
           </w:tcPr>
           <w:p>
             <w:pPr>
               <w:keepNext/>
-              <w:spacing w:after="0"/>
+              <w:spacing w:line="240" w:lineRule="auto" w:before="0" w:after="0"/>
             </w:pPr>
             <w:r>
               <w:rPr>
@@ -4452,11 +4710,17 @@
         <w:tc>
           <w:tcPr>
             <w:tcW w:type="dxa" w:w="2197"/>
+            <w:tcMar>
+              <w:top w:w="40" w:type="dxa"/>
+              <w:bottom w:w="40" w:type="dxa"/>
+              <w:left w:w="100" w:type="dxa"/>
+              <w:right w:w="100" w:type="dxa"/>
+            </w:tcMar>
           </w:tcPr>
           <w:p>
             <w:pPr>
               <w:keepNext/>
-              <w:spacing w:after="0"/>
+              <w:spacing w:line="240" w:lineRule="auto" w:before="0" w:after="0"/>
             </w:pPr>
             <w:r>
               <w:rPr>
@@ -4477,10 +4741,16 @@
         <w:tc>
           <w:tcPr>
             <w:tcW w:type="dxa" w:w="2197"/>
+            <w:tcMar>
+              <w:top w:w="40" w:type="dxa"/>
+              <w:bottom w:w="40" w:type="dxa"/>
+              <w:left w:w="100" w:type="dxa"/>
+              <w:right w:w="100" w:type="dxa"/>
+            </w:tcMar>
           </w:tcPr>
           <w:p>
             <w:pPr>
-              <w:spacing w:after="0"/>
+              <w:spacing w:line="240" w:lineRule="auto" w:before="0" w:after="0"/>
             </w:pPr>
             <w:r>
               <w:rPr>
@@ -4496,10 +4766,16 @@
         <w:tc>
           <w:tcPr>
             <w:tcW w:type="dxa" w:w="2197"/>
+            <w:tcMar>
+              <w:top w:w="40" w:type="dxa"/>
+              <w:bottom w:w="40" w:type="dxa"/>
+              <w:left w:w="100" w:type="dxa"/>
+              <w:right w:w="100" w:type="dxa"/>
+            </w:tcMar>
           </w:tcPr>
           <w:p>
             <w:pPr>
-              <w:spacing w:after="0"/>
+              <w:spacing w:line="240" w:lineRule="auto" w:before="0" w:after="0"/>
             </w:pPr>
             <w:r>
               <w:rPr>
@@ -4515,10 +4791,16 @@
         <w:tc>
           <w:tcPr>
             <w:tcW w:type="dxa" w:w="2197"/>
+            <w:tcMar>
+              <w:top w:w="40" w:type="dxa"/>
+              <w:bottom w:w="40" w:type="dxa"/>
+              <w:left w:w="100" w:type="dxa"/>
+              <w:right w:w="100" w:type="dxa"/>
+            </w:tcMar>
           </w:tcPr>
           <w:p>
             <w:pPr>
-              <w:spacing w:after="0"/>
+              <w:spacing w:line="240" w:lineRule="auto" w:before="0" w:after="0"/>
             </w:pPr>
             <w:r>
               <w:rPr>
@@ -4534,10 +4816,16 @@
         <w:tc>
           <w:tcPr>
             <w:tcW w:type="dxa" w:w="2197"/>
+            <w:tcMar>
+              <w:top w:w="40" w:type="dxa"/>
+              <w:bottom w:w="40" w:type="dxa"/>
+              <w:left w:w="100" w:type="dxa"/>
+              <w:right w:w="100" w:type="dxa"/>
+            </w:tcMar>
           </w:tcPr>
           <w:p>
             <w:pPr>
-              <w:spacing w:after="0"/>
+              <w:spacing w:line="240" w:lineRule="auto" w:before="0" w:after="0"/>
             </w:pPr>
             <w:r>
               <w:rPr>
@@ -4724,7 +5012,7 @@
       <w:r>
         <w:drawing>
           <wp:inline xmlns:a="http://schemas.openxmlformats.org/drawingml/2006/main" xmlns:pic="http://schemas.openxmlformats.org/drawingml/2006/picture">
-            <wp:extent cx="4823164" cy="4500000"/>
+            <wp:extent cx="3858531" cy="3600000"/>
             <wp:docPr id="1858245153" name="Picture 1858245153"/>
             <wp:cNvGraphicFramePr>
               <a:graphicFrameLocks noChangeAspect="1"/>
@@ -4745,7 +5033,7 @@
                   <pic:spPr>
                     <a:xfrm>
                       <a:off x="0" y="0"/>
-                      <a:ext cx="4823164" cy="4500000"/>
+                      <a:ext cx="3858531" cy="3600000"/>
                     </a:xfrm>
                     <a:prstGeom prst="rect"/>
                   </pic:spPr>
@@ -5500,7 +5788,7 @@
       <w:r>
         <w:drawing>
           <wp:inline xmlns:a="http://schemas.openxmlformats.org/drawingml/2006/main" xmlns:pic="http://schemas.openxmlformats.org/drawingml/2006/picture">
-            <wp:extent cx="3340805" cy="4499999"/>
+            <wp:extent cx="5472000" cy="2622306"/>
             <wp:docPr id="1858245155" name="Picture 1858245155"/>
             <wp:cNvGraphicFramePr>
               <a:graphicFrameLocks noChangeAspect="1"/>
@@ -5521,7 +5809,7 @@
                   <pic:spPr>
                     <a:xfrm>
                       <a:off x="0" y="0"/>
-                      <a:ext cx="3340805" cy="4499999"/>
+                      <a:ext cx="5472000" cy="2622306"/>
                     </a:xfrm>
                     <a:prstGeom prst="rect"/>
                   </pic:spPr>

--- a/Optimalisasi-dan-Automasi/Modul-Word/Modul-7-Ekstraksi-Fitur-Domain-Frekuensi.docx
+++ b/Optimalisasi-dan-Automasi/Modul-Word/Modul-7-Ekstraksi-Fitur-Domain-Frekuensi.docx
@@ -3128,6 +3128,30 @@
           <w:sz w:val="22"/>
         </w:rPr>
         <w:t>Periodogram tunggal (power spectrum dari satu blok FFT penuh) memiliki resolusi frekuensi paling halus tetapi variansi estimasi yang tinggi, sehingga rawan disalahartikan sebagai peak diagnostik padahal hanya derau statistik. Welch's method mengatasi ini dengan membagi sinyal menjadi beberapa segmen tumpang-tindih (biasanya 50%), menerapkan window Hann pada tiap segmen, menghitung periodogram tiap segmen, lalu merata-ratakannya; hasilnya variansi jauh lebih rendah dengan konsekuensi resolusi frekuensi sedikit lebih kasar (Δf=fs/nperseg).</w:t>
+      </w:r>
+    </w:p>
+    <w:p>
+      <w:pPr>
+        <w:spacing w:line="360" w:lineRule="auto" w:after="120"/>
+        <w:jc w:val="both"/>
+      </w:pPr>
+      <w:r>
+        <w:rPr>
+          <w:rFonts w:ascii="Arial" w:hAnsi="Arial" w:cs="Arial"/>
+          <w:b/>
+          <w:i w:val="0"/>
+          <w:sz w:val="22"/>
+        </w:rPr>
+        <w:t xml:space="preserve">Pemilihan Window Function: </w:t>
+      </w:r>
+      <w:r>
+        <w:rPr>
+          <w:rFonts w:ascii="Arial" w:hAnsi="Arial" w:cs="Arial"/>
+          <w:b w:val="0"/>
+          <w:i w:val="0"/>
+          <w:sz w:val="22"/>
+        </w:rPr>
+        <w:t>Pemilihan window function pada tiap segmen Welch juga memengaruhi trade-off antara spectral leakage dan resolusi: window Hann (default) memberi keseimbangan yang baik untuk kebanyakan aplikasi vibrasi, window Hamming sedikit lebih tajam pada main lobe tetapi sidelobe lebih tinggi, sedangkan window Flat-Top memberi akurasi amplitudo terbaik namun resolusi frekuensi yang paling kasar di antara ketiganya, sehingga cocok khusus untuk kalibrasi amplitudo, bukan untuk pemisahan peak frekuensi berdekatan.</w:t>
       </w:r>
     </w:p>
     <w:p>
@@ -5012,7 +5036,7 @@
       <w:r>
         <w:drawing>
           <wp:inline xmlns:a="http://schemas.openxmlformats.org/drawingml/2006/main" xmlns:pic="http://schemas.openxmlformats.org/drawingml/2006/picture">
-            <wp:extent cx="3858531" cy="3600000"/>
+            <wp:extent cx="4823164" cy="4500000"/>
             <wp:docPr id="1858245153" name="Picture 1858245153"/>
             <wp:cNvGraphicFramePr>
               <a:graphicFrameLocks noChangeAspect="1"/>
@@ -5033,7 +5057,7 @@
                   <pic:spPr>
                     <a:xfrm>
                       <a:off x="0" y="0"/>
-                      <a:ext cx="3858531" cy="3600000"/>
+                      <a:ext cx="4823164" cy="4500000"/>
                     </a:xfrm>
                     <a:prstGeom prst="rect"/>
                   </pic:spPr>

--- a/Optimalisasi-dan-Automasi/Modul-Word/Modul-7-Ekstraksi-Fitur-Domain-Frekuensi.docx
+++ b/Optimalisasi-dan-Automasi/Modul-Word/Modul-7-Ekstraksi-Fitur-Domain-Frekuensi.docx
@@ -8869,9 +8869,11 @@
     <w:sectPr>
       <w:headerReference w:type="default" r:id="rId15"/>
       <w:footerReference w:type="default" r:id="rId16"/>
+      <w:footerReference w:type="first" r:id="rId28"/>
       <w:pgSz w:w="11906" w:h="16838" w:code="9"/>
       <w:pgMar w:top="1701" w:right="1418" w:bottom="1418" w:left="1701" w:header="709" w:footer="709" w:gutter="0"/>
       <w:cols w:space="708"/>
+      <w:titlePg/>
       <w:docGrid w:linePitch="360"/>
     </w:sectPr>
   </w:body>
@@ -9426,6 +9428,16 @@
         </mc:Fallback>
       </mc:AlternateContent>
     </w:r>
+  </w:p>
+</w:ftr>
+</file>
+
+<file path=word/footer2.xml><?xml version="1.0" encoding="utf-8"?>
+<w:ftr xmlns:m="http://schemas.openxmlformats.org/officeDocument/2006/math" xmlns:mc="http://schemas.openxmlformats.org/markup-compatibility/2006" xmlns:mo="http://schemas.microsoft.com/office/mac/office/2008/main" xmlns:mv="urn:schemas-microsoft-com:mac:vml" xmlns:o="urn:schemas-microsoft-com:office:office" xmlns:r="http://schemas.openxmlformats.org/officeDocument/2006/relationships" xmlns:v="urn:schemas-microsoft-com:vml" xmlns:w10="urn:schemas-microsoft-com:office:word" xmlns:w14="http://schemas.microsoft.com/office/word/2010/wordml" xmlns:w="http://schemas.openxmlformats.org/wordprocessingml/2006/main" xmlns:wne="http://schemas.microsoft.com/office/word/2006/wordml" xmlns:wp14="http://schemas.microsoft.com/office/word/2010/wordprocessingDrawing" xmlns:wp="http://schemas.openxmlformats.org/drawingml/2006/wordprocessingDrawing" xmlns:wpc="http://schemas.microsoft.com/office/word/2010/wordprocessingCanvas" xmlns:wpg="http://schemas.microsoft.com/office/word/2010/wordprocessingGroup" xmlns:wpi="http://schemas.microsoft.com/office/word/2010/wordprocessingInk" xmlns:wps="http://schemas.microsoft.com/office/word/2010/wordprocessingShape" mc:Ignorable="w14 wp14">
+  <w:p>
+    <w:pPr>
+      <w:pStyle w:val="Footer"/>
+    </w:pPr>
   </w:p>
 </w:ftr>
 </file>

--- a/Optimalisasi-dan-Automasi/Modul-Word/Modul-7-Ekstraksi-Fitur-Domain-Frekuensi.docx
+++ b/Optimalisasi-dan-Automasi/Modul-Word/Modul-7-Ekstraksi-Fitur-Domain-Frekuensi.docx
@@ -468,7 +468,7 @@
                                 <w:szCs w:val="20"/>
                                 <w:lang w:val="fi-FI"/>
                               </w:rPr>
-                              <w:t xml:space="preserve">Sub-CPMK 3.1 – Mampu menggunakan metode simulasi yang tepat dalam desain sistem</w:t>
+                              <w:t xml:space="preserve">Sub-CPMK 2.3 – Mampu menggunakan metode simulasi yang tepat dalam desain sistem</w:t>
                             </w:r>
                             <w:r>
                               <w:rPr>
@@ -523,7 +523,7 @@
                           <w:szCs w:val="20"/>
                           <w:lang w:val="fi-FI"/>
                         </w:rPr>
-                        <w:t xml:space="preserve">Sub-CPMK 3.1 – Mampu menggunakan metode simulasi yang tepat dalam desain sistem</w:t>
+                        <w:t xml:space="preserve">Sub-CPMK 2.3 – Mampu menggunakan metode simulasi yang tepat dalam desain sistem</w:t>
                       </w:r>
                       <w:r>
                         <w:rPr>
@@ -2767,16 +2767,16 @@
           <w:i w:val="0"/>
           <w:sz w:val="22"/>
         </w:rPr>
-        <w:t xml:space="preserve">Sub-CPMK 3.1: </w:t>
-      </w:r>
-      <w:r>
-        <w:rPr>
-          <w:rFonts w:ascii="Arial" w:hAnsi="Arial" w:cs="Arial"/>
-          <w:b w:val="0"/>
-          <w:i w:val="0"/>
-          <w:sz w:val="22"/>
-        </w:rPr>
-        <w:t>Mampu menggunakan metode simulasi yang tepat dalam desain sistem, yaitu memilih dan menerapkan metode ekstraksi fitur domain frekuensi (FFT, PSD, envelope analysis) yang tepat melalui simulasi Python sebagai dasar desain sistem monitoring kondisi mesin (CPMK 3).</w:t>
+        <w:t xml:space="preserve">Sub-CPMK 2.3: </w:t>
+      </w:r>
+      <w:r>
+        <w:rPr>
+          <w:rFonts w:ascii="Arial" w:hAnsi="Arial" w:cs="Arial"/>
+          <w:b w:val="0"/>
+          <w:i w:val="0"/>
+          <w:sz w:val="22"/>
+        </w:rPr>
+        <w:t>Mampu menggunakan metode simulasi yang tepat dalam desain sistem, yaitu memilih dan menerapkan metode ekstraksi fitur domain frekuensi (FFT, PSD, envelope analysis) yang tepat melalui simulasi Python sebagai dasar desain sistem monitoring kondisi mesin (CPMK 2).</w:t>
       </w:r>
     </w:p>
     <w:p>

--- a/Optimalisasi-dan-Automasi/Modul-Word/Modul-7-Ekstraksi-Fitur-Domain-Frekuensi.docx
+++ b/Optimalisasi-dan-Automasi/Modul-Word/Modul-7-Ekstraksi-Fitur-Domain-Frekuensi.docx
@@ -468,7 +468,7 @@
                                 <w:szCs w:val="20"/>
                                 <w:lang w:val="fi-FI"/>
                               </w:rPr>
-                              <w:t xml:space="preserve">Sub-CPMK 2.3 – Mampu menggunakan metode simulasi yang tepat dalam desain sistem</w:t>
+                              <w:t xml:space="preserve">Sub-CPMK 3.1 – Mampu menggunakan metode simulasi yang tepat dalam desain sistem</w:t>
                             </w:r>
                             <w:r>
                               <w:rPr>
@@ -523,7 +523,7 @@
                           <w:szCs w:val="20"/>
                           <w:lang w:val="fi-FI"/>
                         </w:rPr>
-                        <w:t xml:space="preserve">Sub-CPMK 2.3 – Mampu menggunakan metode simulasi yang tepat dalam desain sistem</w:t>
+                        <w:t xml:space="preserve">Sub-CPMK 3.1 – Mampu menggunakan metode simulasi yang tepat dalam desain sistem</w:t>
                       </w:r>
                       <w:r>
                         <w:rPr>
@@ -2767,16 +2767,16 @@
           <w:i w:val="0"/>
           <w:sz w:val="22"/>
         </w:rPr>
-        <w:t xml:space="preserve">Sub-CPMK 2.3: </w:t>
-      </w:r>
-      <w:r>
-        <w:rPr>
-          <w:rFonts w:ascii="Arial" w:hAnsi="Arial" w:cs="Arial"/>
-          <w:b w:val="0"/>
-          <w:i w:val="0"/>
-          <w:sz w:val="22"/>
-        </w:rPr>
-        <w:t>Mampu menggunakan metode simulasi yang tepat dalam desain sistem, yaitu memilih dan menerapkan metode ekstraksi fitur domain frekuensi (FFT, PSD, envelope analysis) yang tepat melalui simulasi Python sebagai dasar desain sistem monitoring kondisi mesin (CPMK 2).</w:t>
+        <w:t xml:space="preserve">Sub-CPMK 3.1: </w:t>
+      </w:r>
+      <w:r>
+        <w:rPr>
+          <w:rFonts w:ascii="Arial" w:hAnsi="Arial" w:cs="Arial"/>
+          <w:b w:val="0"/>
+          <w:i w:val="0"/>
+          <w:sz w:val="22"/>
+        </w:rPr>
+        <w:t>Mampu menggunakan metode simulasi yang tepat dalam desain sistem, yaitu memilih dan menerapkan metode ekstraksi fitur domain frekuensi (FFT, PSD, envelope analysis) yang tepat melalui simulasi Python sebagai dasar desain sistem monitoring kondisi mesin (CPMK 3).</w:t>
       </w:r>
     </w:p>
     <w:p>

--- a/Optimalisasi-dan-Automasi/Modul-Word/Modul-7-Ekstraksi-Fitur-Domain-Frekuensi.docx
+++ b/Optimalisasi-dan-Automasi/Modul-Word/Modul-7-Ekstraksi-Fitur-Domain-Frekuensi.docx
@@ -5615,7 +5615,7 @@
           <w:color w:val="444444"/>
           <w:sz w:val="20"/>
         </w:rPr>
-        <w:t>Gambar 7. Cuplikan fungsi extract_features_freq() yang menghitung 12 fitur domain frekuensi dalam satu dictionary.</w:t>
+        <w:t xml:space="preserve">Gambar 7. Sampel fungsi extract_features_freq() yang menghitung 12 fitur domain frekuensi dalam satu dictionary.</w:t>
       </w:r>
     </w:p>
     <w:p>
@@ -5630,7 +5630,7 @@
           <w:i w:val="0"/>
           <w:sz w:val="22"/>
         </w:rPr>
-        <w:t>Gambar 7 menunjukkan cuplikan fungsi `extract_features_freq()` yang dipakai berulang sepanjang modul.</w:t>
+        <w:t xml:space="preserve">Gambar 7 menunjukkan sampel fungsi `extract_features_freq()` yang dipakai berulang sepanjang modul.</w:t>
       </w:r>
     </w:p>
     <w:p>

--- a/Optimalisasi-dan-Automasi/Modul-Word/Modul-7-Ekstraksi-Fitur-Domain-Frekuensi.docx
+++ b/Optimalisasi-dan-Automasi/Modul-Word/Modul-7-Ekstraksi-Fitur-Domain-Frekuensi.docx
@@ -1379,7 +1379,7 @@
                                 <w:szCs w:val="20"/>
                                 <w:lang w:val="en-US"/>
                               </w:rPr>
-                              <w:t>myclass.mercubuana.ac.id</w:t>
+                              <w:t xml:space="preserve">myclass.mercubuana.ac·id</w:t>
                             </w:r>
                           </w:p>
                         </w:txbxContent>
@@ -1426,7 +1426,7 @@
                           <w:szCs w:val="20"/>
                           <w:lang w:val="en-US"/>
                         </w:rPr>
-                        <w:t>myclass.mercubuana.ac.id</w:t>
+                        <w:t xml:space="preserve">myclass.mercubuana.ac·id</w:t>
                       </w:r>
                     </w:p>
                   </w:txbxContent>
@@ -2512,7 +2512,7 @@
                                 <w:sz w:val="20"/>
                                 <w:szCs w:val="20"/>
                               </w:rPr>
-                              <w:t>www.mercubuana.ac.id</w:t>
+                              <w:t xml:space="preserve">www.mercubuana.ac·id</w:t>
                             </w:r>
                           </w:p>
                         </w:txbxContent>
@@ -2558,7 +2558,7 @@
                           <w:sz w:val="20"/>
                           <w:szCs w:val="20"/>
                         </w:rPr>
-                        <w:t>www.mercubuana.ac.id</w:t>
+                        <w:t xml:space="preserve">www.mercubuana.ac·id</w:t>
                       </w:r>
                     </w:p>
                   </w:txbxContent>
@@ -2802,6 +2802,15 @@
         </w:rPr>
         <w:t>Setelah pertemuan ini mahasiswa dapat: menghitung dan menginterpretasikan DFT/FFT beserta resolusi frekuensinya; membedakan periodogram dan Welch PSD; menghitung frekuensi karakteristik kerusakan bearing (BPFO, BPFI, BSF, FTF); serta menerapkan envelope analysis untuk mendeteksi fault dini.</w:t>
       </w:r>
+      <w:r>
+        <w:rPr>
+          <w:rFonts w:ascii="Arial" w:hAnsi="Arial" w:cs="Arial"/>
+          <w:b w:val="0"/>
+          <w:i w:val="0"/>
+          <w:sz w:val="22"/>
+        </w:rPr>
+        <w:t xml:space="preserve"> Hubungan ini dirangkum dalam Persamaan (1).</w:t>
+      </w:r>
     </w:p>
     <w:p>
       <w:pPr>
@@ -2839,7 +2848,69 @@
           <w:color w:val="305496"/>
           <w:sz w:val="22"/>
         </w:rPr>
-        <w:t>X[k] = Σ(n=0..N-1) x[n]·e^(-j2πkn/N)          f_k = k·fs/N          Δf = fs/N          |X[k]| = √(Re² + Im²)</w:t>
+        <w:t xml:space="preserve">X[k] = Σ(n=0..N-1) x[n]·e</w:t>
+      </w:r>
+      <w:r>
+        <w:rPr>
+          <w:rFonts w:ascii="Arial" w:hAnsi="Arial" w:cs="Arial"/>
+          <w:b/>
+          <w:i/>
+          <w:color w:val="305496"/>
+          <w:sz w:val="22"/>
+          <w:vertAlign w:val="superscript"/>
+        </w:rPr>
+        <w:t xml:space="preserve">-j2πkn/N</w:t>
+      </w:r>
+      <w:r>
+        <w:rPr>
+          <w:rFonts w:ascii="Arial" w:hAnsi="Arial" w:cs="Arial"/>
+          <w:b/>
+          <w:i/>
+          <w:color w:val="305496"/>
+          <w:sz w:val="22"/>
+        </w:rPr>
+        <w:t xml:space="preserve">          </w:t>
+      </w:r>
+      <w:r>
+        <w:rPr>
+          <w:rFonts w:ascii="Arial" w:hAnsi="Arial" w:cs="Arial"/>
+          <w:b/>
+          <w:i/>
+          <w:color w:val="305496"/>
+          <w:sz w:val="22"/>
+        </w:rPr>
+        <w:t xml:space="preserve">f</w:t>
+      </w:r>
+      <w:r>
+        <w:rPr>
+          <w:rFonts w:ascii="Arial" w:hAnsi="Arial" w:cs="Arial"/>
+          <w:b/>
+          <w:i/>
+          <w:color w:val="305496"/>
+          <w:sz w:val="22"/>
+          <w:vertAlign w:val="subscript"/>
+        </w:rPr>
+        <w:t xml:space="preserve">k</w:t>
+      </w:r>
+      <w:r>
+        <w:rPr>
+          <w:rFonts w:ascii="Arial" w:hAnsi="Arial" w:cs="Arial"/>
+          <w:b/>
+          <w:i/>
+          <w:color w:val="305496"/>
+          <w:sz w:val="22"/>
+        </w:rPr>
+        <w:t xml:space="preserve"> = k·fs/N          Δf = fs/N          |X[k]| = √(Re² + Im²)</w:t>
+      </w:r>
+      <w:r>
+        <w:rPr>
+          <w:rFonts w:ascii="Arial" w:hAnsi="Arial" w:cs="Arial"/>
+          <w:b/>
+          <w:i/>
+          <w:color w:val="305496"/>
+          <w:sz w:val="22"/>
+        </w:rPr>
+        <w:t xml:space="preserve">   (1)</w:t>
       </w:r>
     </w:p>
     <w:p>
@@ -3066,6 +3137,15 @@
         </w:rPr>
         <w:t>Gambar 3 membuktikan secara visual bahwa menaikkan N (memperpanjang durasi rekaman) memperhalus Δf sehingga dua peak yang berdekatan dapat dibedakan secara diagnostik.</w:t>
       </w:r>
+      <w:r>
+        <w:rPr>
+          <w:rFonts w:ascii="Arial" w:hAnsi="Arial" w:cs="Arial"/>
+          <w:b w:val="0"/>
+          <w:i w:val="0"/>
+          <w:sz w:val="22"/>
+        </w:rPr>
+        <w:t xml:space="preserve"> Bentuk ringkasnya dituliskan pada Persamaan (2).</w:t>
+      </w:r>
     </w:p>
     <w:p>
       <w:pPr>
@@ -3104,6 +3184,16 @@
           <w:sz w:val="22"/>
         </w:rPr>
         <w:t>|X[k]| (magnitude)      |X[k]|² (power)      PSD = |X[k]|²/(fs·N)      Welch PSD = rata-rata antar-segmen tumpang-tindih</w:t>
+      </w:r>
+      <w:r>
+        <w:rPr>
+          <w:rFonts w:ascii="Arial" w:hAnsi="Arial" w:cs="Arial"/>
+          <w:b/>
+          <w:i/>
+          <w:color w:val="305496"/>
+          <w:sz w:val="22"/>
+        </w:rPr>
+        <w:t xml:space="preserve">   (2)</w:t>
       </w:r>
     </w:p>
     <w:p>
@@ -3976,6 +4066,15 @@
         </w:rPr>
         <w:t>Spektrum sering ditampilkan dalam skala desibel (dB) untuk memampatkan rentang dinamis yang lebar: dB = 10·log10(P/Pref). Rasio power 0,50 terhadap 0,05 misalnya setara dengan 10 dB.</w:t>
       </w:r>
+      <w:r>
+        <w:rPr>
+          <w:rFonts w:ascii="Arial" w:hAnsi="Arial" w:cs="Arial"/>
+          <w:b w:val="0"/>
+          <w:i w:val="0"/>
+          <w:sz w:val="22"/>
+        </w:rPr>
+        <w:t xml:space="preserve"> Persamaan (3) memadatkan aturan tersebut.</w:t>
+      </w:r>
     </w:p>
     <w:p>
       <w:pPr>
@@ -4014,6 +4113,16 @@
           <w:sz w:val="22"/>
         </w:rPr>
         <w:t>BPFO = (n/2)·fr·(1 − (d/D)·cosα)     BPFI = (n/2)·fr·(1 + (d/D)·cosα)     BSF = (D/2d)·fr·(1 − (d/D)²·cos²α)     FTF = (fr/2)·(1 − (d/D)·cosα)</w:t>
+      </w:r>
+      <w:r>
+        <w:rPr>
+          <w:rFonts w:ascii="Arial" w:hAnsi="Arial" w:cs="Arial"/>
+          <w:b/>
+          <w:i/>
+          <w:color w:val="305496"/>
+          <w:sz w:val="22"/>
+        </w:rPr>
+        <w:t xml:space="preserve">   (3)</w:t>
       </w:r>
     </w:p>
     <w:p>
@@ -5317,7 +5426,91 @@
           <w:i w:val="0"/>
           <w:sz w:val="22"/>
         </w:rPr>
-        <w:t>ahli forensik suara mengidentifikasi formant F1/F2/F3 (200-3500Hz) dari spektrogram suara; sinyal non-stasioner seperti run-up motor atau perpindahan gigi transmisi juga memerlukan spektrogram (STFT), bukan FFT tunggal.</w:t>
+        <w:t xml:space="preserve">ahli forensik suara mengidentifikasi formant </w:t>
+      </w:r>
+      <w:r>
+        <w:rPr>
+          <w:rFonts w:ascii="Arial" w:hAnsi="Arial" w:cs="Arial"/>
+          <w:b w:val="0"/>
+          <w:i w:val="0"/>
+          <w:sz w:val="22"/>
+        </w:rPr>
+        <w:t xml:space="preserve">F</w:t>
+      </w:r>
+      <w:r>
+        <w:rPr>
+          <w:rFonts w:ascii="Arial" w:hAnsi="Arial" w:cs="Arial"/>
+          <w:b w:val="0"/>
+          <w:i w:val="0"/>
+          <w:sz w:val="22"/>
+          <w:vertAlign w:val="subscript"/>
+        </w:rPr>
+        <w:t xml:space="preserve">1</w:t>
+      </w:r>
+      <w:r>
+        <w:rPr>
+          <w:rFonts w:ascii="Arial" w:hAnsi="Arial" w:cs="Arial"/>
+          <w:b w:val="0"/>
+          <w:i w:val="0"/>
+          <w:sz w:val="22"/>
+        </w:rPr>
+        <w:t xml:space="preserve">/</w:t>
+      </w:r>
+      <w:r>
+        <w:rPr>
+          <w:rFonts w:ascii="Arial" w:hAnsi="Arial" w:cs="Arial"/>
+          <w:b w:val="0"/>
+          <w:i w:val="0"/>
+          <w:sz w:val="22"/>
+        </w:rPr>
+        <w:t xml:space="preserve">F</w:t>
+      </w:r>
+      <w:r>
+        <w:rPr>
+          <w:rFonts w:ascii="Arial" w:hAnsi="Arial" w:cs="Arial"/>
+          <w:b w:val="0"/>
+          <w:i w:val="0"/>
+          <w:sz w:val="22"/>
+          <w:vertAlign w:val="subscript"/>
+        </w:rPr>
+        <w:t xml:space="preserve">2</w:t>
+      </w:r>
+      <w:r>
+        <w:rPr>
+          <w:rFonts w:ascii="Arial" w:hAnsi="Arial" w:cs="Arial"/>
+          <w:b w:val="0"/>
+          <w:i w:val="0"/>
+          <w:sz w:val="22"/>
+        </w:rPr>
+        <w:t xml:space="preserve">/</w:t>
+      </w:r>
+      <w:r>
+        <w:rPr>
+          <w:rFonts w:ascii="Arial" w:hAnsi="Arial" w:cs="Arial"/>
+          <w:b w:val="0"/>
+          <w:i w:val="0"/>
+          <w:sz w:val="22"/>
+        </w:rPr>
+        <w:t xml:space="preserve">F</w:t>
+      </w:r>
+      <w:r>
+        <w:rPr>
+          <w:rFonts w:ascii="Arial" w:hAnsi="Arial" w:cs="Arial"/>
+          <w:b w:val="0"/>
+          <w:i w:val="0"/>
+          <w:sz w:val="22"/>
+          <w:vertAlign w:val="subscript"/>
+        </w:rPr>
+        <w:t xml:space="preserve">3</w:t>
+      </w:r>
+      <w:r>
+        <w:rPr>
+          <w:rFonts w:ascii="Arial" w:hAnsi="Arial" w:cs="Arial"/>
+          <w:b w:val="0"/>
+          <w:i w:val="0"/>
+          <w:sz w:val="22"/>
+        </w:rPr>
+        <w:t xml:space="preserve"> (200-3500Hz) dari spektrogram suara; sinyal non-stasioner seperti run-up motor atau perpindahan gigi transmisi juga memerlukan spektrogram (STFT), bukan FFT tunggal.</w:t>
       </w:r>
     </w:p>
     <w:p>
@@ -5463,7 +5656,63 @@
           <w:i w:val="0"/>
           <w:sz w:val="22"/>
         </w:rPr>
-        <w:t>FFT arus stator motor mendeteksi broken rotor bar lewat sideband pada f_sb=(1±2s)·f_supply; untuk slip 2-5% dan supply 50Hz, sideband muncul di sekitar 47-53Hz dan 99-101Hz.</w:t>
+        <w:t xml:space="preserve">FFT arus stator motor mendeteksi broken rotor bar lewat sideband pada </w:t>
+      </w:r>
+      <w:r>
+        <w:rPr>
+          <w:rFonts w:ascii="Arial" w:hAnsi="Arial" w:cs="Arial"/>
+          <w:b w:val="0"/>
+          <w:i w:val="0"/>
+          <w:sz w:val="22"/>
+        </w:rPr>
+        <w:t xml:space="preserve">f</w:t>
+      </w:r>
+      <w:r>
+        <w:rPr>
+          <w:rFonts w:ascii="Arial" w:hAnsi="Arial" w:cs="Arial"/>
+          <w:b w:val="0"/>
+          <w:i w:val="0"/>
+          <w:sz w:val="22"/>
+          <w:vertAlign w:val="subscript"/>
+        </w:rPr>
+        <w:t xml:space="preserve">sb</w:t>
+      </w:r>
+      <w:r>
+        <w:rPr>
+          <w:rFonts w:ascii="Arial" w:hAnsi="Arial" w:cs="Arial"/>
+          <w:b w:val="0"/>
+          <w:i w:val="0"/>
+          <w:sz w:val="22"/>
+        </w:rPr>
+        <w:t xml:space="preserve">=(1±2s)·</w:t>
+      </w:r>
+      <w:r>
+        <w:rPr>
+          <w:rFonts w:ascii="Arial" w:hAnsi="Arial" w:cs="Arial"/>
+          <w:b w:val="0"/>
+          <w:i w:val="0"/>
+          <w:sz w:val="22"/>
+        </w:rPr>
+        <w:t xml:space="preserve">f</w:t>
+      </w:r>
+      <w:r>
+        <w:rPr>
+          <w:rFonts w:ascii="Arial" w:hAnsi="Arial" w:cs="Arial"/>
+          <w:b w:val="0"/>
+          <w:i w:val="0"/>
+          <w:sz w:val="22"/>
+          <w:vertAlign w:val="subscript"/>
+        </w:rPr>
+        <w:t xml:space="preserve">supply</w:t>
+      </w:r>
+      <w:r>
+        <w:rPr>
+          <w:rFonts w:ascii="Arial" w:hAnsi="Arial" w:cs="Arial"/>
+          <w:b w:val="0"/>
+          <w:i w:val="0"/>
+          <w:sz w:val="22"/>
+        </w:rPr>
+        <w:t xml:space="preserve">; untuk slip 2-5% dan supply 50Hz, sideband muncul di sekitar 47-53Hz dan 99-101Hz.</w:t>
       </w:r>
     </w:p>
     <w:p>
@@ -5496,7 +5745,35 @@
           <w:i w:val="0"/>
           <w:sz w:val="22"/>
         </w:rPr>
-        <w:t>blade-pass frequency f_BP=jumlah_blade×fr (3×fr untuk rotor 3-blade) dipantau bersama resonansi tower (~0,3Hz); ice buildup asimetris pada blade menaikkan amplitudo blade-pass secara tidak simetris, memicu sistem SCADA mengaktifkan proses ice-removal.</w:t>
+        <w:t xml:space="preserve">blade-pass frequency </w:t>
+      </w:r>
+      <w:r>
+        <w:rPr>
+          <w:rFonts w:ascii="Arial" w:hAnsi="Arial" w:cs="Arial"/>
+          <w:b w:val="0"/>
+          <w:i w:val="0"/>
+          <w:sz w:val="22"/>
+        </w:rPr>
+        <w:t xml:space="preserve">f</w:t>
+      </w:r>
+      <w:r>
+        <w:rPr>
+          <w:rFonts w:ascii="Arial" w:hAnsi="Arial" w:cs="Arial"/>
+          <w:b w:val="0"/>
+          <w:i w:val="0"/>
+          <w:sz w:val="22"/>
+          <w:vertAlign w:val="subscript"/>
+        </w:rPr>
+        <w:t xml:space="preserve">BP</w:t>
+      </w:r>
+      <w:r>
+        <w:rPr>
+          <w:rFonts w:ascii="Arial" w:hAnsi="Arial" w:cs="Arial"/>
+          <w:b w:val="0"/>
+          <w:i w:val="0"/>
+          <w:sz w:val="22"/>
+        </w:rPr>
+        <w:t xml:space="preserve">=jumlah_blade×fr (3×fr untuk rotor 3-blade) dipantau bersama resonansi tower (~0,3Hz); ice buildup asimetris pada blade menaikkan amplitudo blade-pass secara tidak simetris, memicu sistem SCADA mengaktifkan proses ice-removal.</w:t>
       </w:r>
     </w:p>
     <w:p>
@@ -5520,7 +5797,35 @@
           <w:i w:val="0"/>
           <w:sz w:val="22"/>
         </w:rPr>
-        <w:t>Kesalahan praktis yang sering terjadi: (1) lupa menerapkan window function sehingga terjadi spectral leakage; (2) salah skala amplitudo, lupa mengalikan faktor 2/N; (3) menerapkan FFT tunggal pada sinyal non-stasioner sehingga peak menjadi kabur (smear), seharusnya memakai STFT/order tracking; (4) resolusi frekuensi terlalu kasar, perlu memperbesar N atau memakai zoom-FFT; (5) aliasing karena fs&lt;2·f_max, perlu anti-aliasing filter sebelum ADC; (6) hanya mengandalkan periodogram tunggal untuk diagnostik, seharusnya memakai Welch PSD.</w:t>
+        <w:t xml:space="preserve">Kesalahan praktis yang sering terjadi: (1) lupa menerapkan window function sehingga terjadi spectral leakage; (2) salah skala amplitudo, lupa mengalikan faktor 2/N; (3) menerapkan FFT tunggal pada sinyal non-stasioner sehingga peak menjadi kabur (smear), seharusnya memakai STFT/order tracking; (4) resolusi frekuensi terlalu kasar, perlu memperbesar N atau memakai zoom-FFT; (5) aliasing karena fs&lt;2·</w:t>
+      </w:r>
+      <w:r>
+        <w:rPr>
+          <w:rFonts w:ascii="Arial" w:hAnsi="Arial" w:cs="Arial"/>
+          <w:b w:val="0"/>
+          <w:i w:val="0"/>
+          <w:sz w:val="22"/>
+        </w:rPr>
+        <w:t xml:space="preserve">f</w:t>
+      </w:r>
+      <w:r>
+        <w:rPr>
+          <w:rFonts w:ascii="Arial" w:hAnsi="Arial" w:cs="Arial"/>
+          <w:b w:val="0"/>
+          <w:i w:val="0"/>
+          <w:sz w:val="22"/>
+          <w:vertAlign w:val="subscript"/>
+        </w:rPr>
+        <w:t xml:space="preserve">max</w:t>
+      </w:r>
+      <w:r>
+        <w:rPr>
+          <w:rFonts w:ascii="Arial" w:hAnsi="Arial" w:cs="Arial"/>
+          <w:b w:val="0"/>
+          <w:i w:val="0"/>
+          <w:sz w:val="22"/>
+        </w:rPr>
+        <w:t xml:space="preserve">, perlu anti-aliasing filter sebelum ADC; (6) hanya mengandalkan periodogram tunggal untuk diagnostik, seharusnya memakai Welch PSD.</w:t>
       </w:r>
     </w:p>
     <w:p>
@@ -6524,7 +6829,7 @@
           <w:color w:val="333333"/>
           <w:sz w:val="21"/>
         </w:rPr>
-        <w:t>1/akar(N)</w:t>
+        <w:t xml:space="preserve">1/√(N)</w:t>
       </w:r>
     </w:p>
     <w:p>
@@ -7088,7 +7393,35 @@
           <w:i w:val="0"/>
           <w:sz w:val="22"/>
         </w:rPr>
-        <w:t>Kriteria Nyquist-Shannon menyatakan bahwa untuk merekonstruksi sinyal dengan komponen frekuensi maksimum f_max, sampling rate fs harus...</w:t>
+        <w:t xml:space="preserve">Kriteria Nyquist-Shannon menyatakan bahwa untuk merekonstruksi sinyal dengan komponen frekuensi maksimum </w:t>
+      </w:r>
+      <w:r>
+        <w:rPr>
+          <w:rFonts w:ascii="Arial" w:hAnsi="Arial" w:cs="Arial"/>
+          <w:b w:val="0"/>
+          <w:i w:val="0"/>
+          <w:sz w:val="22"/>
+        </w:rPr>
+        <w:t xml:space="preserve">f</w:t>
+      </w:r>
+      <w:r>
+        <w:rPr>
+          <w:rFonts w:ascii="Arial" w:hAnsi="Arial" w:cs="Arial"/>
+          <w:b w:val="0"/>
+          <w:i w:val="0"/>
+          <w:sz w:val="22"/>
+          <w:vertAlign w:val="subscript"/>
+        </w:rPr>
+        <w:t xml:space="preserve">max</w:t>
+      </w:r>
+      <w:r>
+        <w:rPr>
+          <w:rFonts w:ascii="Arial" w:hAnsi="Arial" w:cs="Arial"/>
+          <w:b w:val="0"/>
+          <w:i w:val="0"/>
+          <w:sz w:val="22"/>
+        </w:rPr>
+        <w:t xml:space="preserve">, sampling rate fs harus...</w:t>
       </w:r>
     </w:p>
     <w:p>
@@ -7124,7 +7457,38 @@
           <w:color w:val="333333"/>
           <w:sz w:val="21"/>
         </w:rPr>
-        <w:t>fs = f_max (sama persis)</w:t>
+        <w:t xml:space="preserve">fs = </w:t>
+      </w:r>
+      <w:r>
+        <w:rPr>
+          <w:rFonts w:ascii="Arial" w:hAnsi="Arial" w:cs="Arial"/>
+          <w:b w:val="0"/>
+          <w:i w:val="0"/>
+          <w:color w:val="333333"/>
+          <w:sz w:val="21"/>
+        </w:rPr>
+        <w:t xml:space="preserve">f</w:t>
+      </w:r>
+      <w:r>
+        <w:rPr>
+          <w:rFonts w:ascii="Arial" w:hAnsi="Arial" w:cs="Arial"/>
+          <w:b w:val="0"/>
+          <w:i w:val="0"/>
+          <w:color w:val="333333"/>
+          <w:sz w:val="21"/>
+          <w:vertAlign w:val="subscript"/>
+        </w:rPr>
+        <w:t xml:space="preserve">max</w:t>
+      </w:r>
+      <w:r>
+        <w:rPr>
+          <w:rFonts w:ascii="Arial" w:hAnsi="Arial" w:cs="Arial"/>
+          <w:b w:val="0"/>
+          <w:i w:val="0"/>
+          <w:color w:val="333333"/>
+          <w:sz w:val="21"/>
+        </w:rPr>
+        <w:t xml:space="preserve"> (sama persis)</w:t>
       </w:r>
     </w:p>
     <w:p>
@@ -7160,7 +7524,38 @@
           <w:color w:val="333333"/>
           <w:sz w:val="21"/>
         </w:rPr>
-        <w:t>fs &gt; 2·f_max; jika tidak akan terjadi aliasing (frekuensi tinggi muncul palsu di low-band)</w:t>
+        <w:t xml:space="preserve">fs &gt; 2·</w:t>
+      </w:r>
+      <w:r>
+        <w:rPr>
+          <w:rFonts w:ascii="Arial" w:hAnsi="Arial" w:cs="Arial"/>
+          <w:b w:val="0"/>
+          <w:i w:val="0"/>
+          <w:color w:val="333333"/>
+          <w:sz w:val="21"/>
+        </w:rPr>
+        <w:t xml:space="preserve">f</w:t>
+      </w:r>
+      <w:r>
+        <w:rPr>
+          <w:rFonts w:ascii="Arial" w:hAnsi="Arial" w:cs="Arial"/>
+          <w:b w:val="0"/>
+          <w:i w:val="0"/>
+          <w:color w:val="333333"/>
+          <w:sz w:val="21"/>
+          <w:vertAlign w:val="subscript"/>
+        </w:rPr>
+        <w:t xml:space="preserve">max</w:t>
+      </w:r>
+      <w:r>
+        <w:rPr>
+          <w:rFonts w:ascii="Arial" w:hAnsi="Arial" w:cs="Arial"/>
+          <w:b w:val="0"/>
+          <w:i w:val="0"/>
+          <w:color w:val="333333"/>
+          <w:sz w:val="21"/>
+        </w:rPr>
+        <w:t xml:space="preserve">; jika tidak akan terjadi aliasing (frekuensi tinggi muncul palsu di low-band)</w:t>
       </w:r>
     </w:p>
     <w:p>
@@ -7196,7 +7591,38 @@
           <w:color w:val="333333"/>
           <w:sz w:val="21"/>
         </w:rPr>
-        <w:t>fs = f_max/2 (Nyquist = setengah)</w:t>
+        <w:t xml:space="preserve">fs = </w:t>
+      </w:r>
+      <w:r>
+        <w:rPr>
+          <w:rFonts w:ascii="Arial" w:hAnsi="Arial" w:cs="Arial"/>
+          <w:b w:val="0"/>
+          <w:i w:val="0"/>
+          <w:color w:val="333333"/>
+          <w:sz w:val="21"/>
+        </w:rPr>
+        <w:t xml:space="preserve">f</w:t>
+      </w:r>
+      <w:r>
+        <w:rPr>
+          <w:rFonts w:ascii="Arial" w:hAnsi="Arial" w:cs="Arial"/>
+          <w:b w:val="0"/>
+          <w:i w:val="0"/>
+          <w:color w:val="333333"/>
+          <w:sz w:val="21"/>
+          <w:vertAlign w:val="subscript"/>
+        </w:rPr>
+        <w:t xml:space="preserve">max</w:t>
+      </w:r>
+      <w:r>
+        <w:rPr>
+          <w:rFonts w:ascii="Arial" w:hAnsi="Arial" w:cs="Arial"/>
+          <w:b w:val="0"/>
+          <w:i w:val="0"/>
+          <w:color w:val="333333"/>
+          <w:sz w:val="21"/>
+        </w:rPr>
+        <w:t xml:space="preserve">/2 (Nyquist = setengah)</w:t>
       </w:r>
     </w:p>
     <w:p>
@@ -7599,7 +8025,35 @@
           <w:i w:val="0"/>
           <w:sz w:val="22"/>
         </w:rPr>
-        <w:t>Konstanta bersama (dipakai C1-C15, deterministik untuk auto-grading):</w:t>
+        <w:t xml:space="preserve">Konstanta bersama (dipakai </w:t>
+      </w:r>
+      <w:r>
+        <w:rPr>
+          <w:rFonts w:ascii="Arial" w:hAnsi="Arial" w:cs="Arial"/>
+          <w:b w:val="0"/>
+          <w:i w:val="0"/>
+          <w:sz w:val="22"/>
+        </w:rPr>
+        <w:t xml:space="preserve">C</w:t>
+      </w:r>
+      <w:r>
+        <w:rPr>
+          <w:rFonts w:ascii="Arial" w:hAnsi="Arial" w:cs="Arial"/>
+          <w:b w:val="0"/>
+          <w:i w:val="0"/>
+          <w:sz w:val="22"/>
+          <w:vertAlign w:val="subscript"/>
+        </w:rPr>
+        <w:t xml:space="preserve">1</w:t>
+      </w:r>
+      <w:r>
+        <w:rPr>
+          <w:rFonts w:ascii="Arial" w:hAnsi="Arial" w:cs="Arial"/>
+          <w:b w:val="0"/>
+          <w:i w:val="0"/>
+          <w:sz w:val="22"/>
+        </w:rPr>
+        <w:t xml:space="preserve">-C15, deterministik untuk auto-grading):</w:t>
       </w:r>
     </w:p>
     <w:p>
@@ -7647,7 +8101,35 @@
           <w:i w:val="0"/>
           <w:sz w:val="17"/>
         </w:rPr>
-        <w:t>n_balls, d, D, alpha = 9, 7.94, 39.04, 0.0</w:t>
+        <w:t xml:space="preserve"/>
+      </w:r>
+      <w:r>
+        <w:rPr>
+          <w:rFonts w:ascii="Consolas" w:hAnsi="Consolas" w:cs="Consolas"/>
+          <w:b w:val="0"/>
+          <w:i w:val="0"/>
+          <w:sz w:val="17"/>
+        </w:rPr>
+        <w:t xml:space="preserve">n</w:t>
+      </w:r>
+      <w:r>
+        <w:rPr>
+          <w:rFonts w:ascii="Consolas" w:hAnsi="Consolas" w:cs="Consolas"/>
+          <w:b w:val="0"/>
+          <w:i w:val="0"/>
+          <w:sz w:val="17"/>
+          <w:vertAlign w:val="subscript"/>
+        </w:rPr>
+        <w:t xml:space="preserve">balls</w:t>
+      </w:r>
+      <w:r>
+        <w:rPr>
+          <w:rFonts w:ascii="Consolas" w:hAnsi="Consolas" w:cs="Consolas"/>
+          <w:b w:val="0"/>
+          <w:i w:val="0"/>
+          <w:sz w:val="17"/>
+        </w:rPr>
+        <w:t xml:space="preserve">, d, D, α = 9, 7.94, 39.04, 0.0</w:t>
       </w:r>
     </w:p>
     <w:p>
@@ -7711,7 +8193,7 @@
           <w:i w:val="0"/>
           <w:sz w:val="17"/>
         </w:rPr>
-        <w:t># BPFO = (n/2) * fr * (1 - (d/D)*cos(alpha))</w:t>
+        <w:t xml:space="preserve"># BPFO = (n/2)·fr·(1 - (d/D)·cos(α))</w:t>
       </w:r>
     </w:p>
     <w:p>
@@ -7727,7 +8209,7 @@
           <w:i w:val="0"/>
           <w:sz w:val="17"/>
         </w:rPr>
-        <w:t># BPFI = (n/2) * fr * (1 + (d/D)*cos(alpha))</w:t>
+        <w:t xml:space="preserve"># BPFI = (n/2)·fr·(1 + (d/D)·cos(α))</w:t>
       </w:r>
     </w:p>
     <w:p>
@@ -7743,7 +8225,7 @@
           <w:i w:val="0"/>
           <w:sz w:val="17"/>
         </w:rPr>
-        <w:t># FTF  = (fr/2)  * (1 - (d/D)*cos(alpha))</w:t>
+        <w:t xml:space="preserve"># FTF  = (fr/2)·(1 - (d/D)·cos(α))</w:t>
       </w:r>
     </w:p>
     <w:p>
@@ -7759,7 +8241,7 @@
           <w:i w:val="0"/>
           <w:sz w:val="17"/>
         </w:rPr>
-        <w:t># BSF  = (D/(2d))* fr * (1 - ((d/D)*cos(alpha))**2)</w:t>
+        <w:t xml:space="preserve"># BSF  = (D/(2d))·fr·(1 - ((d/D)·cos(α))**2)</w:t>
       </w:r>
     </w:p>
     <w:p>
@@ -8083,7 +8565,7 @@
           <w:i w:val="0"/>
           <w:sz w:val="22"/>
         </w:rPr>
-        <w:t>Verifikasi Parseval: untuk fs=1000, N=1024, t=np.arange(N)/fs, x=2.0*np.sin(2*np.pi*50*t), hitung N · np.mean(x**2) (energi domain waktu). Print hasilnya.</w:t>
+        <w:t xml:space="preserve">Verifikasi Parseval: untuk fs=1000, N=1024, t=np.arange(N)/fs, x=2.0·np.sin(2*np.pi*50*t), hitung N · np.mean(x**2) (energi domain waktu). Print hasilnya.</w:t>
       </w:r>
     </w:p>
     <w:p>
@@ -8119,7 +8601,38 @@
           <w:color w:val="333333"/>
           <w:sz w:val="21"/>
         </w:rPr>
-        <w:t>Untuk sinusoid amplitudo A, RMS² = A²/2; energi total = N·mean(x²), yang menurut teorema Parseval sama dengan Σ|X_k|²/N. Substitusikan A dan N dari soal.</w:t>
+        <w:t xml:space="preserve">Untuk sinusoid amplitudo A, RMS² = A²/2; energi total = N·mean(x²), yang menurut teorema Parseval sama dengan Σ|</w:t>
+      </w:r>
+      <w:r>
+        <w:rPr>
+          <w:rFonts w:ascii="Arial" w:hAnsi="Arial" w:cs="Arial"/>
+          <w:b w:val="0"/>
+          <w:i w:val="0"/>
+          <w:color w:val="333333"/>
+          <w:sz w:val="21"/>
+        </w:rPr>
+        <w:t xml:space="preserve">X</w:t>
+      </w:r>
+      <w:r>
+        <w:rPr>
+          <w:rFonts w:ascii="Arial" w:hAnsi="Arial" w:cs="Arial"/>
+          <w:b w:val="0"/>
+          <w:i w:val="0"/>
+          <w:color w:val="333333"/>
+          <w:sz w:val="21"/>
+          <w:vertAlign w:val="subscript"/>
+        </w:rPr>
+        <w:t xml:space="preserve">k</w:t>
+      </w:r>
+      <w:r>
+        <w:rPr>
+          <w:rFonts w:ascii="Arial" w:hAnsi="Arial" w:cs="Arial"/>
+          <w:b w:val="0"/>
+          <w:i w:val="0"/>
+          <w:color w:val="333333"/>
+          <w:sz w:val="21"/>
+        </w:rPr>
+        <w:t xml:space="preserve">|²/N. Substitusikan A dan N dari soal.</w:t>
       </w:r>
     </w:p>
     <w:p>
@@ -8143,7 +8656,35 @@
           <w:i w:val="0"/>
           <w:sz w:val="22"/>
         </w:rPr>
-        <w:t>Hitung spectral centroid (mean frequency) untuk dua-peak power: P[100 Hz] = 0,6, P[400 Hz] = 0,4, sisanya nol. Formula: f_bar = Σ(f·P) / Σ(P). Print Hz.</w:t>
+        <w:t xml:space="preserve">Hitung spectral centroid (mean frequency) untuk dua-peak power: P[100 Hz] = 0,6, P[400 Hz] = 0,4, sisanya nol. Formula: </w:t>
+      </w:r>
+      <w:r>
+        <w:rPr>
+          <w:rFonts w:ascii="Arial" w:hAnsi="Arial" w:cs="Arial"/>
+          <w:b w:val="0"/>
+          <w:i w:val="0"/>
+          <w:sz w:val="22"/>
+        </w:rPr>
+        <w:t xml:space="preserve">f</w:t>
+      </w:r>
+      <w:r>
+        <w:rPr>
+          <w:rFonts w:ascii="Arial" w:hAnsi="Arial" w:cs="Arial"/>
+          <w:b w:val="0"/>
+          <w:i w:val="0"/>
+          <w:sz w:val="22"/>
+          <w:vertAlign w:val="subscript"/>
+        </w:rPr>
+        <w:t xml:space="preserve">bar</w:t>
+      </w:r>
+      <w:r>
+        <w:rPr>
+          <w:rFonts w:ascii="Arial" w:hAnsi="Arial" w:cs="Arial"/>
+          <w:b w:val="0"/>
+          <w:i w:val="0"/>
+          <w:sz w:val="22"/>
+        </w:rPr>
+        <w:t xml:space="preserve"> = Σ(f·P) / Σ(P). Print Hz.</w:t>
       </w:r>
     </w:p>
     <w:p>
@@ -8179,7 +8720,7 @@
           <w:color w:val="333333"/>
           <w:sz w:val="21"/>
         </w:rPr>
-        <w:t>Spectral centroid = Σ(fi·Pi) dibagi Σ(Pi), yaitu "pusat massa" PSD berbobot power. Substitusikan frekuensi dan power dari soal.</w:t>
+        <w:t xml:space="preserve">Spectral centroid = Σ(fi·Π) dibagi Σ(Π), yaitu "pusat massa" PSD berbobot power. Substitusikan frekuensi dan power dari soal.</w:t>
       </w:r>
     </w:p>
     <w:p>
@@ -8239,7 +8780,69 @@
           <w:color w:val="333333"/>
           <w:sz w:val="21"/>
         </w:rPr>
-        <w:t>N_min = ceil(fs dibagi Δf_max). Pakai np.ceil; praktiknya bulatkan ke pangkat 2 terdekat agar FFT efisien.</w:t>
+        <w:t xml:space="preserve"/>
+      </w:r>
+      <w:r>
+        <w:rPr>
+          <w:rFonts w:ascii="Arial" w:hAnsi="Arial" w:cs="Arial"/>
+          <w:b w:val="0"/>
+          <w:i w:val="0"/>
+          <w:color w:val="333333"/>
+          <w:sz w:val="21"/>
+        </w:rPr>
+        <w:t xml:space="preserve">N</w:t>
+      </w:r>
+      <w:r>
+        <w:rPr>
+          <w:rFonts w:ascii="Arial" w:hAnsi="Arial" w:cs="Arial"/>
+          <w:b w:val="0"/>
+          <w:i w:val="0"/>
+          <w:color w:val="333333"/>
+          <w:sz w:val="21"/>
+          <w:vertAlign w:val="subscript"/>
+        </w:rPr>
+        <w:t xml:space="preserve">min</w:t>
+      </w:r>
+      <w:r>
+        <w:rPr>
+          <w:rFonts w:ascii="Arial" w:hAnsi="Arial" w:cs="Arial"/>
+          <w:b w:val="0"/>
+          <w:i w:val="0"/>
+          <w:color w:val="333333"/>
+          <w:sz w:val="21"/>
+        </w:rPr>
+        <w:t xml:space="preserve"> = ceil(fs dibagi Δ</w:t>
+      </w:r>
+      <w:r>
+        <w:rPr>
+          <w:rFonts w:ascii="Arial" w:hAnsi="Arial" w:cs="Arial"/>
+          <w:b w:val="0"/>
+          <w:i w:val="0"/>
+          <w:color w:val="333333"/>
+          <w:sz w:val="21"/>
+        </w:rPr>
+        <w:t xml:space="preserve">f</w:t>
+      </w:r>
+      <w:r>
+        <w:rPr>
+          <w:rFonts w:ascii="Arial" w:hAnsi="Arial" w:cs="Arial"/>
+          <w:b w:val="0"/>
+          <w:i w:val="0"/>
+          <w:color w:val="333333"/>
+          <w:sz w:val="21"/>
+          <w:vertAlign w:val="subscript"/>
+        </w:rPr>
+        <w:t xml:space="preserve">max</w:t>
+      </w:r>
+      <w:r>
+        <w:rPr>
+          <w:rFonts w:ascii="Arial" w:hAnsi="Arial" w:cs="Arial"/>
+          <w:b w:val="0"/>
+          <w:i w:val="0"/>
+          <w:color w:val="333333"/>
+          <w:sz w:val="21"/>
+        </w:rPr>
+        <w:t xml:space="preserve">). Pakai np.ceil; praktiknya bulatkan ke pangkat 2 terdekat agar FFT efisien.</w:t>
       </w:r>
     </w:p>
     <w:p>
@@ -8263,7 +8866,63 @@
           <w:i w:val="0"/>
           <w:sz w:val="22"/>
         </w:rPr>
-        <w:t>Power peak A = 0,50 (g²/Hz), peak B = 0,05. Hitung rasio dB antara A dan B: dB = 10·log10(P_A / P_B). Print nilainya.</w:t>
+        <w:t xml:space="preserve">Power peak A = 0,50 (g²/Hz), peak B = 0,05. Hitung rasio dB antara A dan B: dB = 10·log10(</w:t>
+      </w:r>
+      <w:r>
+        <w:rPr>
+          <w:rFonts w:ascii="Arial" w:hAnsi="Arial" w:cs="Arial"/>
+          <w:b w:val="0"/>
+          <w:i w:val="0"/>
+          <w:sz w:val="22"/>
+        </w:rPr>
+        <w:t xml:space="preserve">P</w:t>
+      </w:r>
+      <w:r>
+        <w:rPr>
+          <w:rFonts w:ascii="Arial" w:hAnsi="Arial" w:cs="Arial"/>
+          <w:b w:val="0"/>
+          <w:i w:val="0"/>
+          <w:sz w:val="22"/>
+          <w:vertAlign w:val="subscript"/>
+        </w:rPr>
+        <w:t xml:space="preserve">A</w:t>
+      </w:r>
+      <w:r>
+        <w:rPr>
+          <w:rFonts w:ascii="Arial" w:hAnsi="Arial" w:cs="Arial"/>
+          <w:b w:val="0"/>
+          <w:i w:val="0"/>
+          <w:sz w:val="22"/>
+        </w:rPr>
+        <w:t xml:space="preserve"> / </w:t>
+      </w:r>
+      <w:r>
+        <w:rPr>
+          <w:rFonts w:ascii="Arial" w:hAnsi="Arial" w:cs="Arial"/>
+          <w:b w:val="0"/>
+          <w:i w:val="0"/>
+          <w:sz w:val="22"/>
+        </w:rPr>
+        <w:t xml:space="preserve">P</w:t>
+      </w:r>
+      <w:r>
+        <w:rPr>
+          <w:rFonts w:ascii="Arial" w:hAnsi="Arial" w:cs="Arial"/>
+          <w:b w:val="0"/>
+          <w:i w:val="0"/>
+          <w:sz w:val="22"/>
+          <w:vertAlign w:val="subscript"/>
+        </w:rPr>
+        <w:t xml:space="preserve">B</w:t>
+      </w:r>
+      <w:r>
+        <w:rPr>
+          <w:rFonts w:ascii="Arial" w:hAnsi="Arial" w:cs="Arial"/>
+          <w:b w:val="0"/>
+          <w:i w:val="0"/>
+          <w:sz w:val="22"/>
+        </w:rPr>
+        <w:t xml:space="preserve">). Print nilainya.</w:t>
       </w:r>
     </w:p>
     <w:p>
@@ -8299,7 +8958,69 @@
           <w:color w:val="333333"/>
           <w:sz w:val="21"/>
         </w:rPr>
-        <w:t>Rasio dalam dB = 10·log10(P_peak dibagi P_floor); gunakan np.log10 dengan nilai power dari soal.</w:t>
+        <w:t xml:space="preserve">Rasio dalam dB = 10·log10(</w:t>
+      </w:r>
+      <w:r>
+        <w:rPr>
+          <w:rFonts w:ascii="Arial" w:hAnsi="Arial" w:cs="Arial"/>
+          <w:b w:val="0"/>
+          <w:i w:val="0"/>
+          <w:color w:val="333333"/>
+          <w:sz w:val="21"/>
+        </w:rPr>
+        <w:t xml:space="preserve">P</w:t>
+      </w:r>
+      <w:r>
+        <w:rPr>
+          <w:rFonts w:ascii="Arial" w:hAnsi="Arial" w:cs="Arial"/>
+          <w:b w:val="0"/>
+          <w:i w:val="0"/>
+          <w:color w:val="333333"/>
+          <w:sz w:val="21"/>
+          <w:vertAlign w:val="subscript"/>
+        </w:rPr>
+        <w:t xml:space="preserve">peak</w:t>
+      </w:r>
+      <w:r>
+        <w:rPr>
+          <w:rFonts w:ascii="Arial" w:hAnsi="Arial" w:cs="Arial"/>
+          <w:b w:val="0"/>
+          <w:i w:val="0"/>
+          <w:color w:val="333333"/>
+          <w:sz w:val="21"/>
+        </w:rPr>
+        <w:t xml:space="preserve"> dibagi </w:t>
+      </w:r>
+      <w:r>
+        <w:rPr>
+          <w:rFonts w:ascii="Arial" w:hAnsi="Arial" w:cs="Arial"/>
+          <w:b w:val="0"/>
+          <w:i w:val="0"/>
+          <w:color w:val="333333"/>
+          <w:sz w:val="21"/>
+        </w:rPr>
+        <w:t xml:space="preserve">P</w:t>
+      </w:r>
+      <w:r>
+        <w:rPr>
+          <w:rFonts w:ascii="Arial" w:hAnsi="Arial" w:cs="Arial"/>
+          <w:b w:val="0"/>
+          <w:i w:val="0"/>
+          <w:color w:val="333333"/>
+          <w:sz w:val="21"/>
+          <w:vertAlign w:val="subscript"/>
+        </w:rPr>
+        <w:t xml:space="preserve">floor</w:t>
+      </w:r>
+      <w:r>
+        <w:rPr>
+          <w:rFonts w:ascii="Arial" w:hAnsi="Arial" w:cs="Arial"/>
+          <w:b w:val="0"/>
+          <w:i w:val="0"/>
+          <w:color w:val="333333"/>
+          <w:sz w:val="21"/>
+        </w:rPr>
+        <w:t xml:space="preserve">); gunakan np.log10 dengan nilai power dari soal.</w:t>
       </w:r>
     </w:p>
     <w:p>
@@ -8323,7 +9044,35 @@
           <w:i w:val="0"/>
           <w:sz w:val="22"/>
         </w:rPr>
-        <w:t>Hitung frekuensi Nyquist untuk sampling rate fs = 25000 Hz. Formula: f_Nyq = fs/2. Print dalam Hz.</w:t>
+        <w:t xml:space="preserve">Hitung frekuensi Nyquist untuk sampling rate fs = 25000 Hz. Formula: </w:t>
+      </w:r>
+      <w:r>
+        <w:rPr>
+          <w:rFonts w:ascii="Arial" w:hAnsi="Arial" w:cs="Arial"/>
+          <w:b w:val="0"/>
+          <w:i w:val="0"/>
+          <w:sz w:val="22"/>
+        </w:rPr>
+        <w:t xml:space="preserve">f</w:t>
+      </w:r>
+      <w:r>
+        <w:rPr>
+          <w:rFonts w:ascii="Arial" w:hAnsi="Arial" w:cs="Arial"/>
+          <w:b w:val="0"/>
+          <w:i w:val="0"/>
+          <w:sz w:val="22"/>
+          <w:vertAlign w:val="subscript"/>
+        </w:rPr>
+        <w:t xml:space="preserve">Nyq</w:t>
+      </w:r>
+      <w:r>
+        <w:rPr>
+          <w:rFonts w:ascii="Arial" w:hAnsi="Arial" w:cs="Arial"/>
+          <w:b w:val="0"/>
+          <w:i w:val="0"/>
+          <w:sz w:val="22"/>
+        </w:rPr>
+        <w:t xml:space="preserve"> = fs/2. Print dalam Hz.</w:t>
       </w:r>
     </w:p>
     <w:p>
@@ -8414,7 +9163,35 @@
           <w:i w:val="0"/>
           <w:sz w:val="22"/>
         </w:rPr>
-        <w:t>Hitung sideband frequency atas (f_sb,upper) untuk diagnosa broken rotor bar motor induksi. Diketahui frekuensi supply fs = 50 Hz dan slip s = 0,03 (3%). Sideband muncul pada fs·(1 ± 2s). Print nilai sideband UPPER (fs + 2·s·fs).</w:t>
+        <w:t xml:space="preserve">Hitung sideband frequency atas (</w:t>
+      </w:r>
+      <w:r>
+        <w:rPr>
+          <w:rFonts w:ascii="Arial" w:hAnsi="Arial" w:cs="Arial"/>
+          <w:b w:val="0"/>
+          <w:i w:val="0"/>
+          <w:sz w:val="22"/>
+        </w:rPr>
+        <w:t xml:space="preserve">f</w:t>
+      </w:r>
+      <w:r>
+        <w:rPr>
+          <w:rFonts w:ascii="Arial" w:hAnsi="Arial" w:cs="Arial"/>
+          <w:b w:val="0"/>
+          <w:i w:val="0"/>
+          <w:sz w:val="22"/>
+          <w:vertAlign w:val="subscript"/>
+        </w:rPr>
+        <w:t xml:space="preserve">sb</w:t>
+      </w:r>
+      <w:r>
+        <w:rPr>
+          <w:rFonts w:ascii="Arial" w:hAnsi="Arial" w:cs="Arial"/>
+          <w:b w:val="0"/>
+          <w:i w:val="0"/>
+          <w:sz w:val="22"/>
+        </w:rPr>
+        <w:t xml:space="preserve">,upper) untuk diagnosa broken rotor bar motor induksi. Diketahui frekuensi supply fs = 50 Hz dan slip s = 0,03 (3%). Sideband muncul pada fs·(1 ± 2s). Print nilai sideband UPPER (fs + 2·s·fs).</w:t>
       </w:r>
     </w:p>
     <w:p>
@@ -8450,7 +9227,69 @@
           <w:color w:val="333333"/>
           <w:sz w:val="21"/>
         </w:rPr>
-        <w:t>Sideband broken rotor bar = f_s·(1 ± 2s); pasangan ±2s·f_s khas pada motor squirrel-cage. Substitusikan frekuensi suplai dan slip dari soal.</w:t>
+        <w:t xml:space="preserve">Sideband broken rotor bar = </w:t>
+      </w:r>
+      <w:r>
+        <w:rPr>
+          <w:rFonts w:ascii="Arial" w:hAnsi="Arial" w:cs="Arial"/>
+          <w:b w:val="0"/>
+          <w:i w:val="0"/>
+          <w:color w:val="333333"/>
+          <w:sz w:val="21"/>
+        </w:rPr>
+        <w:t xml:space="preserve">f</w:t>
+      </w:r>
+      <w:r>
+        <w:rPr>
+          <w:rFonts w:ascii="Arial" w:hAnsi="Arial" w:cs="Arial"/>
+          <w:b w:val="0"/>
+          <w:i w:val="0"/>
+          <w:color w:val="333333"/>
+          <w:sz w:val="21"/>
+          <w:vertAlign w:val="subscript"/>
+        </w:rPr>
+        <w:t xml:space="preserve">s</w:t>
+      </w:r>
+      <w:r>
+        <w:rPr>
+          <w:rFonts w:ascii="Arial" w:hAnsi="Arial" w:cs="Arial"/>
+          <w:b w:val="0"/>
+          <w:i w:val="0"/>
+          <w:color w:val="333333"/>
+          <w:sz w:val="21"/>
+        </w:rPr>
+        <w:t xml:space="preserve">·(1 ± 2s); pasangan ±2s·</w:t>
+      </w:r>
+      <w:r>
+        <w:rPr>
+          <w:rFonts w:ascii="Arial" w:hAnsi="Arial" w:cs="Arial"/>
+          <w:b w:val="0"/>
+          <w:i w:val="0"/>
+          <w:color w:val="333333"/>
+          <w:sz w:val="21"/>
+        </w:rPr>
+        <w:t xml:space="preserve">f</w:t>
+      </w:r>
+      <w:r>
+        <w:rPr>
+          <w:rFonts w:ascii="Arial" w:hAnsi="Arial" w:cs="Arial"/>
+          <w:b w:val="0"/>
+          <w:i w:val="0"/>
+          <w:color w:val="333333"/>
+          <w:sz w:val="21"/>
+          <w:vertAlign w:val="subscript"/>
+        </w:rPr>
+        <w:t xml:space="preserve">s</w:t>
+      </w:r>
+      <w:r>
+        <w:rPr>
+          <w:rFonts w:ascii="Arial" w:hAnsi="Arial" w:cs="Arial"/>
+          <w:b w:val="0"/>
+          <w:i w:val="0"/>
+          <w:color w:val="333333"/>
+          <w:sz w:val="21"/>
+        </w:rPr>
+        <w:t xml:space="preserve"> khas pada motor squirrel-cage. Substitusikan frekuensi suplai dan slip dari soal.</w:t>
       </w:r>
     </w:p>
     <w:p>
@@ -8474,7 +9313,63 @@
           <w:i w:val="0"/>
           <w:sz w:val="22"/>
         </w:rPr>
-        <w:t>Hitung Gear Mesh Frequency (GMF) untuk pinion 25 gigi pada input shaft 1800 rpm. Formula: GMF = N_teeth · fr_pinion. Print nilainya (Hz).</w:t>
+        <w:t xml:space="preserve">Hitung Gear Mesh Frequency (GMF) untuk pinion 25 gigi pada input shaft 1800 rpm. Formula: GMF = </w:t>
+      </w:r>
+      <w:r>
+        <w:rPr>
+          <w:rFonts w:ascii="Arial" w:hAnsi="Arial" w:cs="Arial"/>
+          <w:b w:val="0"/>
+          <w:i w:val="0"/>
+          <w:sz w:val="22"/>
+        </w:rPr>
+        <w:t xml:space="preserve">N</w:t>
+      </w:r>
+      <w:r>
+        <w:rPr>
+          <w:rFonts w:ascii="Arial" w:hAnsi="Arial" w:cs="Arial"/>
+          <w:b w:val="0"/>
+          <w:i w:val="0"/>
+          <w:sz w:val="22"/>
+          <w:vertAlign w:val="subscript"/>
+        </w:rPr>
+        <w:t xml:space="preserve">teeth</w:t>
+      </w:r>
+      <w:r>
+        <w:rPr>
+          <w:rFonts w:ascii="Arial" w:hAnsi="Arial" w:cs="Arial"/>
+          <w:b w:val="0"/>
+          <w:i w:val="0"/>
+          <w:sz w:val="22"/>
+        </w:rPr>
+        <w:t xml:space="preserve"> · </w:t>
+      </w:r>
+      <w:r>
+        <w:rPr>
+          <w:rFonts w:ascii="Arial" w:hAnsi="Arial" w:cs="Arial"/>
+          <w:b w:val="0"/>
+          <w:i w:val="0"/>
+          <w:sz w:val="22"/>
+        </w:rPr>
+        <w:t xml:space="preserve">fr</w:t>
+      </w:r>
+      <w:r>
+        <w:rPr>
+          <w:rFonts w:ascii="Arial" w:hAnsi="Arial" w:cs="Arial"/>
+          <w:b w:val="0"/>
+          <w:i w:val="0"/>
+          <w:sz w:val="22"/>
+          <w:vertAlign w:val="subscript"/>
+        </w:rPr>
+        <w:t xml:space="preserve">pinion</w:t>
+      </w:r>
+      <w:r>
+        <w:rPr>
+          <w:rFonts w:ascii="Arial" w:hAnsi="Arial" w:cs="Arial"/>
+          <w:b w:val="0"/>
+          <w:i w:val="0"/>
+          <w:sz w:val="22"/>
+        </w:rPr>
+        <w:t xml:space="preserve">. Print nilainya (Hz).</w:t>
       </w:r>
     </w:p>
     <w:p>
@@ -8510,7 +9405,69 @@
           <w:color w:val="333333"/>
           <w:sz w:val="21"/>
         </w:rPr>
-        <w:t>fr_pinion = rpm dibagi 60; GMF = jumlah gigi dikali fr_pinion. Diagnosa gear melihat GMF beserta sideband ±fr. Substitusikan rpm dan jumlah gigi dari soal.</w:t>
+        <w:t xml:space="preserve"/>
+      </w:r>
+      <w:r>
+        <w:rPr>
+          <w:rFonts w:ascii="Arial" w:hAnsi="Arial" w:cs="Arial"/>
+          <w:b w:val="0"/>
+          <w:i w:val="0"/>
+          <w:color w:val="333333"/>
+          <w:sz w:val="21"/>
+        </w:rPr>
+        <w:t xml:space="preserve">fr</w:t>
+      </w:r>
+      <w:r>
+        <w:rPr>
+          <w:rFonts w:ascii="Arial" w:hAnsi="Arial" w:cs="Arial"/>
+          <w:b w:val="0"/>
+          <w:i w:val="0"/>
+          <w:color w:val="333333"/>
+          <w:sz w:val="21"/>
+          <w:vertAlign w:val="subscript"/>
+        </w:rPr>
+        <w:t xml:space="preserve">pinion</w:t>
+      </w:r>
+      <w:r>
+        <w:rPr>
+          <w:rFonts w:ascii="Arial" w:hAnsi="Arial" w:cs="Arial"/>
+          <w:b w:val="0"/>
+          <w:i w:val="0"/>
+          <w:color w:val="333333"/>
+          <w:sz w:val="21"/>
+        </w:rPr>
+        <w:t xml:space="preserve"> = rpm dibagi 60; GMF = jumlah gigi dikali </w:t>
+      </w:r>
+      <w:r>
+        <w:rPr>
+          <w:rFonts w:ascii="Arial" w:hAnsi="Arial" w:cs="Arial"/>
+          <w:b w:val="0"/>
+          <w:i w:val="0"/>
+          <w:color w:val="333333"/>
+          <w:sz w:val="21"/>
+        </w:rPr>
+        <w:t xml:space="preserve">fr</w:t>
+      </w:r>
+      <w:r>
+        <w:rPr>
+          <w:rFonts w:ascii="Arial" w:hAnsi="Arial" w:cs="Arial"/>
+          <w:b w:val="0"/>
+          <w:i w:val="0"/>
+          <w:color w:val="333333"/>
+          <w:sz w:val="21"/>
+          <w:vertAlign w:val="subscript"/>
+        </w:rPr>
+        <w:t xml:space="preserve">pinion</w:t>
+      </w:r>
+      <w:r>
+        <w:rPr>
+          <w:rFonts w:ascii="Arial" w:hAnsi="Arial" w:cs="Arial"/>
+          <w:b w:val="0"/>
+          <w:i w:val="0"/>
+          <w:color w:val="333333"/>
+          <w:sz w:val="21"/>
+        </w:rPr>
+        <w:t xml:space="preserve">. Diagnosa gear melihat GMF beserta sideband ±fr. Substitusikan rpm dan jumlah gigi dari soal.</w:t>
       </w:r>
     </w:p>
     <w:p>
@@ -8534,7 +9491,26 @@
           <w:i w:val="0"/>
           <w:sz w:val="22"/>
         </w:rPr>
-        <w:t>Hitung spectral kurtosis (SK) untuk lima nilai PSD dalam satu band: P = [1, 2, 3, 4, 5]. Normalisasi P jadi probabilitas, hitung mean &amp; var atas index k = [0,1,2,3,4], lalu SK = E[(k−mu)^4]/var² (plain kurtosis, fisher=False). Print nilainya.</w:t>
+        <w:t xml:space="preserve">Hitung spectral kurtosis (SK) untuk lima nilai PSD dalam satu band: P = [1, 2, 3, 4, 5]. Normalisasi P jadi probabilitas, hitung mean &amp; var atas index k = [0,1,2,3,4], lalu SK = E[(k−μ)</w:t>
+      </w:r>
+      <w:r>
+        <w:rPr>
+          <w:rFonts w:ascii="Arial" w:hAnsi="Arial" w:cs="Arial"/>
+          <w:b w:val="0"/>
+          <w:i w:val="0"/>
+          <w:sz w:val="22"/>
+          <w:vertAlign w:val="superscript"/>
+        </w:rPr>
+        <w:t xml:space="preserve">4</w:t>
+      </w:r>
+      <w:r>
+        <w:rPr>
+          <w:rFonts w:ascii="Arial" w:hAnsi="Arial" w:cs="Arial"/>
+          <w:b w:val="0"/>
+          <w:i w:val="0"/>
+          <w:sz w:val="22"/>
+        </w:rPr>
+        <w:t xml:space="preserve">]/var² (plain kurtosis, fisher=False). Print nilainya.</w:t>
       </w:r>
     </w:p>
     <w:p>
@@ -8570,7 +9546,28 @@
           <w:color w:val="333333"/>
           <w:sz w:val="21"/>
         </w:rPr>
-        <w:t>Hitung mu = Σ(k·p), variansi = Σ((k−mu)²·p), momen ke-4 = Σ((k−mu)^4·p); spectral kurtosis = m4 dibagi var². Bisa diverifikasi dengan scipy.stats.kurtosis(..., fisher=False).</w:t>
+        <w:t xml:space="preserve">Hitung μ = Σ(k·p), variansi = Σ((k−μ)²·p), momen ke-4 = Σ((k−μ)</w:t>
+      </w:r>
+      <w:r>
+        <w:rPr>
+          <w:rFonts w:ascii="Arial" w:hAnsi="Arial" w:cs="Arial"/>
+          <w:b w:val="0"/>
+          <w:i w:val="0"/>
+          <w:color w:val="333333"/>
+          <w:sz w:val="21"/>
+          <w:vertAlign w:val="superscript"/>
+        </w:rPr>
+        <w:t xml:space="preserve">4</w:t>
+      </w:r>
+      <w:r>
+        <w:rPr>
+          <w:rFonts w:ascii="Arial" w:hAnsi="Arial" w:cs="Arial"/>
+          <w:b w:val="0"/>
+          <w:i w:val="0"/>
+          <w:color w:val="333333"/>
+          <w:sz w:val="21"/>
+        </w:rPr>
+        <w:t xml:space="preserve">·p); spectral kurtosis = m4 dibagi var². Bisa diverifikasi dengan scipy.stats.kurtosis(..., fisher=False).</w:t>
       </w:r>
     </w:p>
     <w:p>
@@ -8594,7 +9591,35 @@
           <w:i w:val="0"/>
           <w:sz w:val="22"/>
         </w:rPr>
-        <w:t>Untuk Welch PSD pada fs = 12800 Hz, hitung nperseg minimum berupa pangkat 2 agar Δf ≤ 0,5 Hz. Δf_welch = fs / nperseg, sehingga nperseg ≥ fs/Δf. Print pangkat 2 terkecil yang lebih besar sama dengan 25600.</w:t>
+        <w:t xml:space="preserve">Untuk Welch PSD pada fs = 12800 Hz, hitung nperseg minimum berupa pangkat 2 agar Δf ≤ 0,5 Hz. Δ</w:t>
+      </w:r>
+      <w:r>
+        <w:rPr>
+          <w:rFonts w:ascii="Arial" w:hAnsi="Arial" w:cs="Arial"/>
+          <w:b w:val="0"/>
+          <w:i w:val="0"/>
+          <w:sz w:val="22"/>
+        </w:rPr>
+        <w:t xml:space="preserve">f</w:t>
+      </w:r>
+      <w:r>
+        <w:rPr>
+          <w:rFonts w:ascii="Arial" w:hAnsi="Arial" w:cs="Arial"/>
+          <w:b w:val="0"/>
+          <w:i w:val="0"/>
+          <w:sz w:val="22"/>
+          <w:vertAlign w:val="subscript"/>
+        </w:rPr>
+        <w:t xml:space="preserve">welch</w:t>
+      </w:r>
+      <w:r>
+        <w:rPr>
+          <w:rFonts w:ascii="Arial" w:hAnsi="Arial" w:cs="Arial"/>
+          <w:b w:val="0"/>
+          <w:i w:val="0"/>
+          <w:sz w:val="22"/>
+        </w:rPr>
+        <w:t xml:space="preserve"> = fs / nperseg, sehingga nperseg ≥ fs/Δf. Print pangkat 2 terkecil yang lebih besar sama dengan 25600.</w:t>
       </w:r>
     </w:p>
     <w:p>

--- a/Optimalisasi-dan-Automasi/Modul-Word/Modul-7-Ekstraksi-Fitur-Domain-Frekuensi.docx
+++ b/Optimalisasi-dan-Automasi/Modul-Word/Modul-7-Ekstraksi-Fitur-Domain-Frekuensi.docx
@@ -8241,7 +8241,7 @@
           <w:i w:val="0"/>
           <w:sz w:val="17"/>
         </w:rPr>
-        <w:t xml:space="preserve"># BSF  = (D/(2d))·fr·(1 - ((d/D)·cos(α))**2)</w:t>
+        <w:t xml:space="preserve"># BSF  = (D/(2d))* fr * (1 - ((d/D)*cos(α))**2)</w:t>
       </w:r>
     </w:p>
     <w:p>
@@ -8565,7 +8565,7 @@
           <w:i w:val="0"/>
           <w:sz w:val="22"/>
         </w:rPr>
-        <w:t xml:space="preserve">Verifikasi Parseval: untuk fs=1000, N=1024, t=np.arange(N)/fs, x=2.0·np.sin(2*np.pi*50*t), hitung N · np.mean(x**2) (energi domain waktu). Print hasilnya.</w:t>
+        <w:t>Verifikasi Parseval: untuk fs=1000, N=1024, t=np.arange(N)/fs, x=2.0*np.sin(2*np.pi*50*t), hitung N · np.mean(x**2) (energi domain waktu). Print hasilnya.</w:t>
       </w:r>
     </w:p>
     <w:p>

--- a/Optimalisasi-dan-Automasi/Modul-Word/Modul-7-Ekstraksi-Fitur-Domain-Frekuensi.docx
+++ b/Optimalisasi-dan-Automasi/Modul-Word/Modul-7-Ekstraksi-Fitur-Domain-Frekuensi.docx
@@ -2837,8 +2837,11 @@
     </w:p>
     <w:p>
       <w:pPr>
+        <w:tabs>
+          <w:tab w:val="center" w:pos="4393"/>
+          <w:tab w:val="right" w:pos="8787"/>
+        </w:tabs>
         <w:spacing w:before="40" w:after="120"/>
-        <w:jc w:val="center"/>
       </w:pPr>
       <w:r>
         <w:rPr>
@@ -2848,7 +2851,7 @@
           <w:color w:val="305496"/>
           <w:sz w:val="22"/>
         </w:rPr>
-        <w:t xml:space="preserve">X[k] = Σ(n=0..N-1) x[n]·e</w:t>
+        <w:tab/>
       </w:r>
       <w:r>
         <w:rPr>
@@ -2857,9 +2860,8 @@
           <w:i/>
           <w:color w:val="305496"/>
           <w:sz w:val="22"/>
-          <w:vertAlign w:val="superscript"/>
-        </w:rPr>
-        <w:t xml:space="preserve">-j2πkn/N</w:t>
+        </w:rPr>
+        <w:t xml:space="preserve">X[k] = Σ(n=0..N-1) x[n]·e</w:t>
       </w:r>
       <w:r>
         <w:rPr>
@@ -2868,8 +2870,9 @@
           <w:i/>
           <w:color w:val="305496"/>
           <w:sz w:val="22"/>
-        </w:rPr>
-        <w:t xml:space="preserve">          </w:t>
+          <w:vertAlign w:val="superscript"/>
+        </w:rPr>
+        <w:t xml:space="preserve">-j2πkn/N</w:t>
       </w:r>
       <w:r>
         <w:rPr>
@@ -2879,7 +2882,7 @@
           <w:color w:val="305496"/>
           <w:sz w:val="22"/>
         </w:rPr>
-        <w:t xml:space="preserve">f</w:t>
+        <w:t xml:space="preserve">          </w:t>
       </w:r>
       <w:r>
         <w:rPr>
@@ -2888,9 +2891,8 @@
           <w:i/>
           <w:color w:val="305496"/>
           <w:sz w:val="22"/>
-          <w:vertAlign w:val="subscript"/>
-        </w:rPr>
-        <w:t xml:space="preserve">k</w:t>
+        </w:rPr>
+        <w:t xml:space="preserve">f</w:t>
       </w:r>
       <w:r>
         <w:rPr>
@@ -2899,8 +2901,9 @@
           <w:i/>
           <w:color w:val="305496"/>
           <w:sz w:val="22"/>
-        </w:rPr>
-        <w:t xml:space="preserve"> = k·fs/N          Δf = fs/N          |X[k]| = √(Re² + Im²)</w:t>
+          <w:vertAlign w:val="subscript"/>
+        </w:rPr>
+        <w:t xml:space="preserve">k</w:t>
       </w:r>
       <w:r>
         <w:rPr>
@@ -2910,7 +2913,18 @@
           <w:color w:val="305496"/>
           <w:sz w:val="22"/>
         </w:rPr>
-        <w:t xml:space="preserve">   (1)</w:t>
+        <w:t xml:space="preserve"> = k·fs/N          Δf = fs/N          |X[k]| = √(Re² + Im²)</w:t>
+      </w:r>
+      <w:r>
+        <w:rPr>
+          <w:rFonts w:ascii="Arial" w:hAnsi="Arial" w:cs="Arial"/>
+          <w:b/>
+          <w:i/>
+          <w:color w:val="305496"/>
+          <w:sz w:val="22"/>
+        </w:rPr>
+        <w:tab/>
+        <w:t xml:space="preserve">(1)</w:t>
       </w:r>
     </w:p>
     <w:p>
@@ -3172,8 +3186,11 @@
     </w:p>
     <w:p>
       <w:pPr>
+        <w:tabs>
+          <w:tab w:val="center" w:pos="4393"/>
+          <w:tab w:val="right" w:pos="8787"/>
+        </w:tabs>
         <w:spacing w:before="40" w:after="120"/>
-        <w:jc w:val="center"/>
       </w:pPr>
       <w:r>
         <w:rPr>
@@ -3183,7 +3200,7 @@
           <w:color w:val="305496"/>
           <w:sz w:val="22"/>
         </w:rPr>
-        <w:t>|X[k]| (magnitude)      |X[k]|² (power)      PSD = |X[k]|²/(fs·N)      Welch PSD = rata-rata antar-segmen tumpang-tindih</w:t>
+        <w:tab/>
       </w:r>
       <w:r>
         <w:rPr>
@@ -3193,7 +3210,18 @@
           <w:color w:val="305496"/>
           <w:sz w:val="22"/>
         </w:rPr>
-        <w:t xml:space="preserve">   (2)</w:t>
+        <w:t>|X[k]| (magnitude)      |X[k]|² (power)      PSD = |X[k]|²/(fs·N)      Welch PSD = rata-rata antar-segmen tumpang-tindih</w:t>
+      </w:r>
+      <w:r>
+        <w:rPr>
+          <w:rFonts w:ascii="Arial" w:hAnsi="Arial" w:cs="Arial"/>
+          <w:b/>
+          <w:i/>
+          <w:color w:val="305496"/>
+          <w:sz w:val="22"/>
+        </w:rPr>
+        <w:tab/>
+        <w:t xml:space="preserve">(2)</w:t>
       </w:r>
     </w:p>
     <w:p>
@@ -4101,8 +4129,11 @@
     </w:p>
     <w:p>
       <w:pPr>
+        <w:tabs>
+          <w:tab w:val="center" w:pos="4393"/>
+          <w:tab w:val="right" w:pos="8787"/>
+        </w:tabs>
         <w:spacing w:before="40" w:after="120"/>
-        <w:jc w:val="center"/>
       </w:pPr>
       <w:r>
         <w:rPr>
@@ -4112,7 +4143,7 @@
           <w:color w:val="305496"/>
           <w:sz w:val="22"/>
         </w:rPr>
-        <w:t>BPFO = (n/2)·fr·(1 − (d/D)·cosα)     BPFI = (n/2)·fr·(1 + (d/D)·cosα)     BSF = (D/2d)·fr·(1 − (d/D)²·cos²α)     FTF = (fr/2)·(1 − (d/D)·cosα)</w:t>
+        <w:tab/>
       </w:r>
       <w:r>
         <w:rPr>
@@ -4122,7 +4153,18 @@
           <w:color w:val="305496"/>
           <w:sz w:val="22"/>
         </w:rPr>
-        <w:t xml:space="preserve">   (3)</w:t>
+        <w:t>BPFO = (n/2)·fr·(1 − (d/D)·cosα)     BPFI = (n/2)·fr·(1 + (d/D)·cosα)     BSF = (D/2d)·fr·(1 − (d/D)²·cos²α)     FTF = (fr/2)·(1 − (d/D)·cosα)</w:t>
+      </w:r>
+      <w:r>
+        <w:rPr>
+          <w:rFonts w:ascii="Arial" w:hAnsi="Arial" w:cs="Arial"/>
+          <w:b/>
+          <w:i/>
+          <w:color w:val="305496"/>
+          <w:sz w:val="22"/>
+        </w:rPr>
+        <w:tab/>
+        <w:t xml:space="preserve">(3)</w:t>
       </w:r>
     </w:p>
     <w:p>

--- a/Optimalisasi-dan-Automasi/Modul-Word/Modul-7-Ekstraksi-Fitur-Domain-Frekuensi.docx
+++ b/Optimalisasi-dan-Automasi/Modul-Word/Modul-7-Ekstraksi-Fitur-Domain-Frekuensi.docx
@@ -2579,45 +2579,65 @@
     <w:p>
       <w:pPr>
         <w:pBdr>
-          <w:top w:val="single" w:sz="8" w:space="6" w:color="2E9E6B"/>
-          <w:left w:val="single" w:sz="8" w:space="6" w:color="2E9E6B"/>
-          <w:bottom w:val="single" w:sz="8" w:space="6" w:color="2E9E6B"/>
-          <w:right w:val="single" w:sz="8" w:space="6" w:color="2E9E6B"/>
+          <w:top w:val="single" w:sz="6" w:space="10" w:color="BFE3D0"/>
+          <w:left w:val="single" w:sz="24" w:space="12" w:color="1F7A55"/>
+          <w:bottom w:val="single" w:sz="6" w:space="10" w:color="BFE3D0"/>
+          <w:right w:val="single" w:sz="6" w:space="10" w:color="BFE3D0"/>
         </w:pBdr>
-        <w:shd w:val="clear" w:fill="EAF7F0"/>
-        <w:spacing w:before="80" w:after="240"/>
-      </w:pPr>
-      <w:r>
-        <w:rPr>
-          <w:rFonts w:ascii="Arial" w:hAnsi="Arial" w:cs="Arial"/>
-          <w:b/>
-          <w:i w:val="0"/>
-          <w:color w:val="1F3864"/>
-          <w:sz w:val="21"/>
-        </w:rPr>
-        <w:t xml:space="preserve">🔗 Modul Interaktif: </w:t>
+        <w:shd w:val="clear" w:fill="F1FAF5"/>
+        <w:spacing w:before="140" w:after="60" w:line="264" w:lineRule="auto"/>
+        <w:ind w:left="170" w:right="170"/>
+        <w:jc w:val="left"/>
+      </w:pPr>
+      <w:r>
+        <w:rPr>
+          <w:rFonts w:ascii="Arial" w:hAnsi="Arial" w:cs="Arial"/>
+          <w:b/>
+          <w:i w:val="0"/>
+          <w:color w:val="1F7A55"/>
+          <w:sz w:val="17"/>
+          <w:spacing w:val="30"/>
+        </w:rPr>
+        <w:t xml:space="preserve">🔗 MODUL INTERAKTIF</w:t>
+      </w:r>
+      <w:r>
+        <w:br/>
       </w:r>
       <w:hyperlink r:id="rId19">
         <w:r>
           <w:rPr>
             <w:rFonts w:ascii="Arial" w:hAnsi="Arial" w:cs="Arial"/>
-            <w:sz w:val="22"/>
+            <w:b/>
             <w:color w:val="0563C1"/>
+            <w:sz w:val="20"/>
             <w:u w:val="single"/>
-            <w:b/>
           </w:rPr>
           <w:t xml:space="preserve">https://dedik-romahadi.github.io/Mechanical-Engineering-Courses/Optimalisasi-dan-Automasi/Modul/Modul-7.html</w:t>
         </w:r>
       </w:hyperlink>
-      <w:r>
-        <w:rPr>
-          <w:rFonts w:ascii="Arial" w:hAnsi="Arial" w:cs="Arial"/>
-          <w:b w:val="0"/>
-          <w:i w:val="0"/>
-          <w:color w:val="333333"/>
-          <w:sz w:val="20"/>
-        </w:rPr>
-        <w:t>. Pada layar masuk, pilih tombol “👁️ Mode Preview (Tanpa Login)” untuk melihat modul lengkap (animasi, kalkulator interaktif, editor kode Python langsung di browser) tanpa perlu akun. Soal pada Mode Preview bersifat tampilan saja; jawaban benar/salah dan poin tidak aktif.</w:t>
+    </w:p>
+    <w:p>
+      <w:pPr>
+        <w:pBdr>
+          <w:top w:val="single" w:sz="6" w:space="10" w:color="BFE3D0"/>
+          <w:left w:val="single" w:sz="24" w:space="12" w:color="1F7A55"/>
+          <w:bottom w:val="single" w:sz="6" w:space="10" w:color="BFE3D0"/>
+          <w:right w:val="single" w:sz="6" w:space="10" w:color="BFE3D0"/>
+        </w:pBdr>
+        <w:shd w:val="clear" w:fill="F1FAF5"/>
+        <w:spacing w:before="0" w:after="140" w:line="264" w:lineRule="auto"/>
+        <w:ind w:left="170" w:right="170"/>
+        <w:jc w:val="left"/>
+      </w:pPr>
+      <w:r>
+        <w:rPr>
+          <w:rFonts w:ascii="Arial" w:hAnsi="Arial" w:cs="Arial"/>
+          <w:b w:val="0"/>
+          <w:i w:val="0"/>
+          <w:color w:val="44525F"/>
+          <w:sz w:val="19"/>
+        </w:rPr>
+        <w:t xml:space="preserve">Pada layar masuk, pilih tombol “👁️ Mode Preview (Tanpa Login)” untuk melihat modul lengkap (animasi, kalkulator interaktif, editor kode Python langsung di browser) tanpa perlu akun. Soal pada Mode Preview bersifat tampilan saja; jawaban benar/salah dan poin tidak aktif.</w:t>
       </w:r>
     </w:p>
     <w:p>
